--- a/研経報/研経報_20260501_Gr03.docx
+++ b/研経報/研経報_20260501_Gr03.docx
@@ -13,19 +13,19 @@
           <w:b/>
           <w:bCs/>
           <w:kern w:val="0"/>
-          <w:sz w:val="36"/>
-          <w:szCs w:val="36"/>
-          <w14:ligatures w14:val="none"/>
-        </w:rPr>
-      </w:pPr>
-      <w:r>
-        <w:rPr>
-          <w:rFonts w:ascii="ＭＳ Ｐゴシック" w:eastAsia="ＭＳ Ｐゴシック" w:hAnsi="ＭＳ Ｐゴシック" w:cs="ＭＳ Ｐゴシック" w:hint="eastAsia"/>
-          <w:b/>
-          <w:bCs/>
-          <w:kern w:val="0"/>
-          <w:sz w:val="36"/>
-          <w:szCs w:val="36"/>
+          <w:sz w:val="32"/>
+          <w:szCs w:val="32"/>
+          <w14:ligatures w14:val="none"/>
+        </w:rPr>
+      </w:pPr>
+      <w:r>
+        <w:rPr>
+          <w:rFonts w:ascii="ＭＳ Ｐゴシック" w:eastAsia="ＭＳ Ｐゴシック" w:hAnsi="ＭＳ Ｐゴシック" w:cs="ＭＳ Ｐゴシック" w:hint="eastAsia"/>
+          <w:b/>
+          <w:bCs/>
+          <w:kern w:val="0"/>
+          <w:sz w:val="32"/>
+          <w:szCs w:val="32"/>
           <w14:ligatures w14:val="none"/>
         </w:rPr>
         <w:t>研究経過報告書</w:t>
@@ -206,36 +206,32 @@
           <w:b/>
           <w:bCs/>
           <w:kern w:val="0"/>
-          <w:sz w:val="36"/>
-          <w:szCs w:val="36"/>
-          <w14:ligatures w14:val="none"/>
-        </w:rPr>
-      </w:pPr>
-      <w:r>
-        <w:rPr>
-          <w:rFonts w:ascii="ＭＳ Ｐゴシック" w:eastAsia="ＭＳ Ｐゴシック" w:hAnsi="ＭＳ Ｐゴシック" w:cs="ＭＳ Ｐゴシック"/>
-          <w:b/>
-          <w:bCs/>
-          <w:kern w:val="0"/>
-          <w:sz w:val="36"/>
-          <w:szCs w:val="36"/>
+          <w:sz w:val="32"/>
+          <w:szCs w:val="32"/>
+          <w14:ligatures w14:val="none"/>
+        </w:rPr>
+      </w:pPr>
+      <w:r>
+        <w:rPr>
+          <w:rFonts w:ascii="ＭＳ Ｐゴシック" w:eastAsia="ＭＳ Ｐゴシック" w:hAnsi="ＭＳ Ｐゴシック" w:cs="ＭＳ Ｐゴシック"/>
+          <w:b/>
+          <w:bCs/>
+          <w:kern w:val="0"/>
+          <w:sz w:val="32"/>
+          <w:szCs w:val="32"/>
           <w14:ligatures w14:val="none"/>
         </w:rPr>
         <w:t>研究テーマ</w:t>
       </w:r>
     </w:p>
     <w:p>
+      <w:pPr>
+        <w:rPr>
+          <w:rFonts w:hint="eastAsia"/>
+        </w:rPr>
+      </w:pPr>
       <w:r>
         <w:t>サーバー仮想化技術とコンテナ技術の性能比較および最適化に関する研究</w:t>
-      </w:r>
-    </w:p>
-    <w:p>
-      <w:r>
-        <w:pict w14:anchorId="46368B8E">
-          <v:rect id="_x0000_i1025" style="width:0;height:1.5pt" o:hralign="center" o:hrstd="t" o:hr="t" fillcolor="#a0a0a0" stroked="f">
-            <v:textbox inset="5.85pt,.7pt,5.85pt,.7pt"/>
-          </v:rect>
-        </w:pict>
       </w:r>
     </w:p>
     <w:p>
@@ -248,36 +244,39 @@
           <w:b/>
           <w:bCs/>
           <w:kern w:val="0"/>
-          <w:sz w:val="36"/>
-          <w:szCs w:val="36"/>
-          <w14:ligatures w14:val="none"/>
-        </w:rPr>
-      </w:pPr>
-      <w:r>
-        <w:rPr>
-          <w:rFonts w:ascii="ＭＳ Ｐゴシック" w:eastAsia="ＭＳ Ｐゴシック" w:hAnsi="ＭＳ Ｐゴシック" w:cs="ＭＳ Ｐゴシック"/>
-          <w:b/>
-          <w:bCs/>
-          <w:kern w:val="0"/>
-          <w:sz w:val="36"/>
-          <w:szCs w:val="36"/>
+          <w:sz w:val="32"/>
+          <w:szCs w:val="32"/>
+          <w14:ligatures w14:val="none"/>
+        </w:rPr>
+      </w:pPr>
+      <w:r>
+        <w:rPr>
+          <w:rFonts w:ascii="ＭＳ Ｐゴシック" w:eastAsia="ＭＳ Ｐゴシック" w:hAnsi="ＭＳ Ｐゴシック" w:cs="ＭＳ Ｐゴシック"/>
+          <w:b/>
+          <w:bCs/>
+          <w:kern w:val="0"/>
+          <w:sz w:val="32"/>
+          <w:szCs w:val="32"/>
           <w14:ligatures w14:val="none"/>
         </w:rPr>
         <w:t>進捗状況</w:t>
       </w:r>
     </w:p>
     <w:p>
-      <w:r>
+      <w:pPr>
+        <w:rPr>
+          <w:rFonts w:ascii="ＭＳ Ｐゴシック" w:eastAsia="ＭＳ Ｐゴシック" w:hAnsi="ＭＳ Ｐゴシック" w:hint="eastAsia"/>
+          <w:sz w:val="20"/>
+          <w:szCs w:val="20"/>
+        </w:rPr>
+      </w:pPr>
+      <w:r>
+        <w:rPr>
+          <w:rFonts w:ascii="ＭＳ Ｐゴシック" w:eastAsia="ＭＳ Ｐゴシック" w:hAnsi="ＭＳ Ｐゴシック"/>
+          <w:sz w:val="20"/>
+          <w:szCs w:val="20"/>
+        </w:rPr>
         <w:t>前回の報告では環境の整理を中心に行ったが、本報告では実験設計の具体化を行った。CPU・メモリ・ディスクI/O・ネットワークの各性能項目について、使用するベンチマークツールおよび測定条件を整理した。また、公平な比較を行うためのリソース割当条件について検討を進めた。</w:t>
-      </w:r>
-    </w:p>
-    <w:p>
-      <w:r>
-        <w:pict w14:anchorId="3594AD2A">
-          <v:rect id="_x0000_i1026" style="width:0;height:1.5pt" o:hralign="center" o:hrstd="t" o:hr="t" fillcolor="#a0a0a0" stroked="f">
-            <v:textbox inset="5.85pt,.7pt,5.85pt,.7pt"/>
-          </v:rect>
-        </w:pict>
       </w:r>
     </w:p>
     <w:p>
@@ -290,57 +289,649 @@
           <w:b/>
           <w:bCs/>
           <w:kern w:val="0"/>
-          <w:sz w:val="36"/>
-          <w:szCs w:val="36"/>
-          <w14:ligatures w14:val="none"/>
-        </w:rPr>
-      </w:pPr>
-      <w:r>
-        <w:rPr>
-          <w:rFonts w:ascii="ＭＳ Ｐゴシック" w:eastAsia="ＭＳ Ｐゴシック" w:hAnsi="ＭＳ Ｐゴシック" w:cs="ＭＳ Ｐゴシック"/>
-          <w:b/>
-          <w:bCs/>
-          <w:kern w:val="0"/>
-          <w:sz w:val="36"/>
-          <w:szCs w:val="36"/>
-          <w14:ligatures w14:val="none"/>
-        </w:rPr>
-        <w:t>今後の計画</w:t>
-      </w:r>
-    </w:p>
-    <w:p>
-      <w:r>
-        <w:t>・Ubuntu環境の構築およびKVM、Dockerの導入</w:t>
-      </w:r>
-      <w:r>
-        <w:br/>
-        <w:t>・各種ベンチマーク（CPU、メモリ、I/O、ネットワーク）の実施</w:t>
-      </w:r>
-      <w:r>
-        <w:br/>
-      </w:r>
-      <w:r>
+          <w:szCs w:val="22"/>
+          <w14:ligatures w14:val="none"/>
+        </w:rPr>
+      </w:pPr>
+      <w:r>
+        <w:rPr>
+          <w:rFonts w:ascii="ＭＳ Ｐゴシック" w:eastAsia="ＭＳ Ｐゴシック" w:hAnsi="ＭＳ Ｐゴシック" w:cs="ＭＳ Ｐゴシック" w:hint="eastAsia"/>
+          <w:b/>
+          <w:bCs/>
+          <w:kern w:val="0"/>
+          <w:szCs w:val="22"/>
+          <w14:ligatures w14:val="none"/>
+        </w:rPr>
+        <w:t>必要な環境の理由</w:t>
+      </w:r>
+    </w:p>
+    <w:p>
+      <w:pPr>
+        <w:rPr>
+          <w:rFonts w:ascii="ＭＳ Ｐゴシック" w:eastAsia="ＭＳ Ｐゴシック" w:hAnsi="ＭＳ Ｐゴシック" w:cs="ＭＳ Ｐゴシック" w:hint="eastAsia"/>
+          <w:b/>
+          <w:bCs/>
+          <w:kern w:val="0"/>
+          <w:sz w:val="20"/>
+          <w:szCs w:val="20"/>
+          <w14:ligatures w14:val="none"/>
+        </w:rPr>
+      </w:pPr>
+      <w:r>
+        <w:rPr>
+          <w:rFonts w:ascii="ＭＳ Ｐゴシック" w:eastAsia="ＭＳ Ｐゴシック" w:hAnsi="ＭＳ Ｐゴシック" w:cs="ＭＳ Ｐゴシック" w:hint="eastAsia"/>
+          <w:b/>
+          <w:bCs/>
+          <w:kern w:val="0"/>
+          <w:sz w:val="20"/>
+          <w:szCs w:val="20"/>
+          <w14:ligatures w14:val="none"/>
+        </w:rPr>
+        <w:t>使用ソフトウェアと選定理由</w:t>
+      </w:r>
+    </w:p>
+    <w:p>
+      <w:pPr>
+        <w:rPr>
+          <w:rFonts w:ascii="ＭＳ Ｐゴシック" w:eastAsia="ＭＳ Ｐゴシック" w:hAnsi="ＭＳ Ｐゴシック" w:cs="ＭＳ Ｐゴシック"/>
+          <w:b/>
+          <w:bCs/>
+          <w:kern w:val="0"/>
+          <w:sz w:val="20"/>
+          <w:szCs w:val="20"/>
+          <w14:ligatures w14:val="none"/>
+        </w:rPr>
+      </w:pPr>
+      <w:r>
+        <w:rPr>
+          <w:rFonts w:ascii="ＭＳ Ｐゴシック" w:eastAsia="ＭＳ Ｐゴシック" w:hAnsi="ＭＳ Ｐゴシック" w:cs="ＭＳ Ｐゴシック" w:hint="eastAsia"/>
+          <w:b/>
+          <w:bCs/>
+          <w:kern w:val="0"/>
+          <w:sz w:val="20"/>
+          <w:szCs w:val="20"/>
+          <w14:ligatures w14:val="none"/>
+        </w:rPr>
+        <w:t>ホスト</w:t>
+      </w:r>
+      <w:r>
+        <w:rPr>
+          <w:rFonts w:ascii="ＭＳ Ｐゴシック" w:eastAsia="ＭＳ Ｐゴシック" w:hAnsi="ＭＳ Ｐゴシック" w:cs="ＭＳ Ｐゴシック"/>
+          <w:b/>
+          <w:bCs/>
+          <w:kern w:val="0"/>
+          <w:sz w:val="20"/>
+          <w:szCs w:val="20"/>
+          <w14:ligatures w14:val="none"/>
+        </w:rPr>
+        <w:t>OS（Ubuntu）</w:t>
+      </w:r>
+    </w:p>
+    <w:p>
+      <w:pPr>
+        <w:rPr>
+          <w:rFonts w:ascii="ＭＳ Ｐゴシック" w:eastAsia="ＭＳ Ｐゴシック" w:hAnsi="ＭＳ Ｐゴシック" w:cs="ＭＳ Ｐゴシック" w:hint="eastAsia"/>
+          <w:kern w:val="0"/>
+          <w:sz w:val="20"/>
+          <w:szCs w:val="20"/>
+          <w14:ligatures w14:val="none"/>
+        </w:rPr>
+      </w:pPr>
+      <w:r>
+        <w:rPr>
+          <w:rFonts w:ascii="ＭＳ Ｐゴシック" w:eastAsia="ＭＳ Ｐゴシック" w:hAnsi="ＭＳ Ｐゴシック" w:cs="ＭＳ Ｐゴシック"/>
+          <w:kern w:val="0"/>
+          <w:sz w:val="20"/>
+          <w:szCs w:val="20"/>
+          <w14:ligatures w14:val="none"/>
+        </w:rPr>
+        <w:t>LinuxカーネルはKVMを標準サポートしており、ハードウェア仮想化（VT-x / AMD-V）を直接利用できる。WindowsやmacOSと異なり制約が少なく、安定性の高いLTS版が利用可能なため採用した。</w:t>
+      </w:r>
+    </w:p>
+    <w:p>
+      <w:pPr>
+        <w:rPr>
+          <w:rFonts w:ascii="ＭＳ Ｐゴシック" w:eastAsia="ＭＳ Ｐゴシック" w:hAnsi="ＭＳ Ｐゴシック" w:cs="ＭＳ Ｐゴシック"/>
+          <w:b/>
+          <w:bCs/>
+          <w:kern w:val="0"/>
+          <w:sz w:val="20"/>
+          <w:szCs w:val="20"/>
+          <w14:ligatures w14:val="none"/>
+        </w:rPr>
+      </w:pPr>
+      <w:r>
+        <w:rPr>
+          <w:rFonts w:ascii="ＭＳ Ｐゴシック" w:eastAsia="ＭＳ Ｐゴシック" w:hAnsi="ＭＳ Ｐゴシック" w:cs="ＭＳ Ｐゴシック" w:hint="eastAsia"/>
+          <w:b/>
+          <w:bCs/>
+          <w:kern w:val="0"/>
+          <w:sz w:val="20"/>
+          <w:szCs w:val="20"/>
+          <w14:ligatures w14:val="none"/>
+        </w:rPr>
+        <w:t>仮想マシン（</w:t>
+      </w:r>
+      <w:r>
+        <w:rPr>
+          <w:rFonts w:ascii="ＭＳ Ｐゴシック" w:eastAsia="ＭＳ Ｐゴシック" w:hAnsi="ＭＳ Ｐゴシック" w:cs="ＭＳ Ｐゴシック"/>
+          <w:b/>
+          <w:bCs/>
+          <w:kern w:val="0"/>
+          <w:sz w:val="20"/>
+          <w:szCs w:val="20"/>
+          <w14:ligatures w14:val="none"/>
+        </w:rPr>
+        <w:t>KVM）</w:t>
+      </w:r>
+    </w:p>
+    <w:p>
+      <w:pPr>
+        <w:rPr>
+          <w:rFonts w:ascii="ＭＳ Ｐゴシック" w:eastAsia="ＭＳ Ｐゴシック" w:hAnsi="ＭＳ Ｐゴシック" w:cs="ＭＳ Ｐゴシック"/>
+          <w:kern w:val="0"/>
+          <w:sz w:val="20"/>
+          <w:szCs w:val="20"/>
+          <w14:ligatures w14:val="none"/>
+        </w:rPr>
+      </w:pPr>
+      <w:r>
+        <w:rPr>
+          <w:rFonts w:ascii="ＭＳ Ｐゴシック" w:eastAsia="ＭＳ Ｐゴシック" w:hAnsi="ＭＳ Ｐゴシック" w:cs="ＭＳ Ｐゴシック"/>
+          <w:kern w:val="0"/>
+          <w:sz w:val="20"/>
+          <w:szCs w:val="20"/>
+          <w14:ligatures w14:val="none"/>
+        </w:rPr>
+        <w:t>KVMはLinuxカーネル統合型のハイパーバイザーであり、低オーバーヘッドで高性能。クラウド基盤でも広く使われており、実運用に近い評価が可能。</w:t>
+      </w:r>
+    </w:p>
+    <w:p>
+      <w:pPr>
+        <w:widowControl/>
+        <w:rPr>
+          <w:rFonts w:ascii="ＭＳ Ｐゴシック" w:eastAsia="ＭＳ Ｐゴシック" w:hAnsi="ＭＳ Ｐゴシック" w:cs="ＭＳ Ｐゴシック" w:hint="eastAsia"/>
+          <w:kern w:val="0"/>
+          <w:sz w:val="20"/>
+          <w:szCs w:val="20"/>
+          <w14:ligatures w14:val="none"/>
+        </w:rPr>
+      </w:pPr>
+      <w:r>
+        <w:rPr>
+          <w:rFonts w:ascii="ＭＳ Ｐゴシック" w:eastAsia="ＭＳ Ｐゴシック" w:hAnsi="ＭＳ Ｐゴシック" w:cs="ＭＳ Ｐゴシック"/>
+          <w:kern w:val="0"/>
+          <w:sz w:val="20"/>
+          <w:szCs w:val="20"/>
+          <w14:ligatures w14:val="none"/>
+        </w:rPr>
+        <w:br w:type="page"/>
+      </w:r>
+    </w:p>
+    <w:p>
+      <w:pPr>
+        <w:rPr>
+          <w:rFonts w:ascii="ＭＳ Ｐゴシック" w:eastAsia="ＭＳ Ｐゴシック" w:hAnsi="ＭＳ Ｐゴシック" w:cs="ＭＳ Ｐゴシック"/>
+          <w:b/>
+          <w:bCs/>
+          <w:kern w:val="0"/>
+          <w:sz w:val="20"/>
+          <w:szCs w:val="20"/>
+          <w14:ligatures w14:val="none"/>
+        </w:rPr>
+      </w:pPr>
+      <w:r>
+        <w:rPr>
+          <w:rFonts w:ascii="ＭＳ Ｐゴシック" w:eastAsia="ＭＳ Ｐゴシック" w:hAnsi="ＭＳ Ｐゴシック" w:cs="ＭＳ Ｐゴシック" w:hint="eastAsia"/>
+          <w:b/>
+          <w:bCs/>
+          <w:kern w:val="0"/>
+          <w:sz w:val="20"/>
+          <w:szCs w:val="20"/>
+          <w14:ligatures w14:val="none"/>
+        </w:rPr>
         <w:lastRenderedPageBreak/>
-        <w:t>・仮想マシンとコンテナの同一条件での性能比較</w:t>
-      </w:r>
-      <w:r>
-        <w:br/>
-        <w:t>・リソース設定変更による性能変化の分析</w:t>
-      </w:r>
-      <w:r>
-        <w:br/>
-        <w:t>・複数回測定による平均値・ばらつきの算出</w:t>
-      </w:r>
-      <w:r>
-        <w:br/>
-        <w:t>・結果の整理および最適化条件の検討</w:t>
-      </w:r>
-      <w:r>
-        <w:pict w14:anchorId="23C3F149">
-          <v:rect id="_x0000_i1027" style="width:0;height:1.5pt" o:hralign="center" o:hrstd="t" o:hr="t" fillcolor="#a0a0a0" stroked="f">
-            <v:textbox inset="5.85pt,.7pt,5.85pt,.7pt"/>
-          </v:rect>
-        </w:pict>
+        <w:t>コンテナ（</w:t>
+      </w:r>
+      <w:r>
+        <w:rPr>
+          <w:rFonts w:ascii="ＭＳ Ｐゴシック" w:eastAsia="ＭＳ Ｐゴシック" w:hAnsi="ＭＳ Ｐゴシック" w:cs="ＭＳ Ｐゴシック"/>
+          <w:b/>
+          <w:bCs/>
+          <w:kern w:val="0"/>
+          <w:sz w:val="20"/>
+          <w:szCs w:val="20"/>
+          <w14:ligatures w14:val="none"/>
+        </w:rPr>
+        <w:t>Docker）</w:t>
+      </w:r>
+    </w:p>
+    <w:p>
+      <w:pPr>
+        <w:rPr>
+          <w:rFonts w:ascii="ＭＳ Ｐゴシック" w:eastAsia="ＭＳ Ｐゴシック" w:hAnsi="ＭＳ Ｐゴシック" w:cs="ＭＳ Ｐゴシック" w:hint="eastAsia"/>
+          <w:kern w:val="0"/>
+          <w:sz w:val="20"/>
+          <w:szCs w:val="20"/>
+          <w14:ligatures w14:val="none"/>
+        </w:rPr>
+      </w:pPr>
+      <w:r>
+        <w:rPr>
+          <w:rFonts w:ascii="ＭＳ Ｐゴシック" w:eastAsia="ＭＳ Ｐゴシック" w:hAnsi="ＭＳ Ｐゴシック" w:cs="ＭＳ Ｐゴシック"/>
+          <w:kern w:val="0"/>
+          <w:sz w:val="20"/>
+          <w:szCs w:val="20"/>
+          <w14:ligatures w14:val="none"/>
+        </w:rPr>
+        <w:t>Dockerはカーネルを共有するためVMより軽量で高速。環境をイメージとして再現できるため、実験の再現性が高い。VMとの性能比較対象として適切。</w:t>
+      </w:r>
+    </w:p>
+    <w:p>
+      <w:pPr>
+        <w:rPr>
+          <w:rFonts w:ascii="ＭＳ Ｐゴシック" w:eastAsia="ＭＳ Ｐゴシック" w:hAnsi="ＭＳ Ｐゴシック" w:cs="ＭＳ Ｐゴシック"/>
+          <w:b/>
+          <w:bCs/>
+          <w:kern w:val="0"/>
+          <w:sz w:val="20"/>
+          <w:szCs w:val="20"/>
+          <w14:ligatures w14:val="none"/>
+        </w:rPr>
+      </w:pPr>
+      <w:r>
+        <w:rPr>
+          <w:rFonts w:ascii="ＭＳ Ｐゴシック" w:eastAsia="ＭＳ Ｐゴシック" w:hAnsi="ＭＳ Ｐゴシック" w:cs="ＭＳ Ｐゴシック" w:hint="eastAsia"/>
+          <w:b/>
+          <w:bCs/>
+          <w:kern w:val="0"/>
+          <w:sz w:val="20"/>
+          <w:szCs w:val="20"/>
+          <w14:ligatures w14:val="none"/>
+        </w:rPr>
+        <w:t>ベンチマークツール</w:t>
+      </w:r>
+    </w:p>
+    <w:p>
+      <w:pPr>
+        <w:rPr>
+          <w:rFonts w:ascii="ＭＳ Ｐゴシック" w:eastAsia="ＭＳ Ｐゴシック" w:hAnsi="ＭＳ Ｐゴシック" w:cs="ＭＳ Ｐゴシック"/>
+          <w:kern w:val="0"/>
+          <w:sz w:val="20"/>
+          <w:szCs w:val="20"/>
+          <w14:ligatures w14:val="none"/>
+        </w:rPr>
+      </w:pPr>
+      <w:r>
+        <w:rPr>
+          <w:rFonts w:ascii="ＭＳ Ｐゴシック" w:eastAsia="ＭＳ Ｐゴシック" w:hAnsi="ＭＳ Ｐゴシック" w:cs="ＭＳ Ｐゴシック" w:hint="eastAsia"/>
+          <w:kern w:val="0"/>
+          <w:sz w:val="20"/>
+          <w:szCs w:val="20"/>
+          <w14:ligatures w14:val="none"/>
+        </w:rPr>
+        <w:t>・</w:t>
+      </w:r>
+      <w:proofErr w:type="spellStart"/>
+      <w:r>
+        <w:rPr>
+          <w:rFonts w:ascii="ＭＳ Ｐゴシック" w:eastAsia="ＭＳ Ｐゴシック" w:hAnsi="ＭＳ Ｐゴシック" w:cs="ＭＳ Ｐゴシック"/>
+          <w:kern w:val="0"/>
+          <w:sz w:val="20"/>
+          <w:szCs w:val="20"/>
+          <w14:ligatures w14:val="none"/>
+        </w:rPr>
+        <w:t>sysbench</w:t>
+      </w:r>
+      <w:proofErr w:type="spellEnd"/>
+      <w:r>
+        <w:rPr>
+          <w:rFonts w:ascii="ＭＳ Ｐゴシック" w:eastAsia="ＭＳ Ｐゴシック" w:hAnsi="ＭＳ Ｐゴシック" w:cs="ＭＳ Ｐゴシック"/>
+          <w:kern w:val="0"/>
+          <w:sz w:val="20"/>
+          <w:szCs w:val="20"/>
+          <w14:ligatures w14:val="none"/>
+        </w:rPr>
+        <w:t>：CPU・メモリ性能測定</w:t>
+      </w:r>
+    </w:p>
+    <w:p>
+      <w:pPr>
+        <w:rPr>
+          <w:rFonts w:ascii="ＭＳ Ｐゴシック" w:eastAsia="ＭＳ Ｐゴシック" w:hAnsi="ＭＳ Ｐゴシック" w:cs="ＭＳ Ｐゴシック"/>
+          <w:kern w:val="0"/>
+          <w:sz w:val="20"/>
+          <w:szCs w:val="20"/>
+          <w14:ligatures w14:val="none"/>
+        </w:rPr>
+      </w:pPr>
+      <w:r>
+        <w:rPr>
+          <w:rFonts w:ascii="ＭＳ Ｐゴシック" w:eastAsia="ＭＳ Ｐゴシック" w:hAnsi="ＭＳ Ｐゴシック" w:cs="ＭＳ Ｐゴシック" w:hint="eastAsia"/>
+          <w:kern w:val="0"/>
+          <w:sz w:val="20"/>
+          <w:szCs w:val="20"/>
+          <w14:ligatures w14:val="none"/>
+        </w:rPr>
+        <w:t>・</w:t>
+      </w:r>
+      <w:proofErr w:type="spellStart"/>
+      <w:r>
+        <w:rPr>
+          <w:rFonts w:ascii="ＭＳ Ｐゴシック" w:eastAsia="ＭＳ Ｐゴシック" w:hAnsi="ＭＳ Ｐゴシック" w:cs="ＭＳ Ｐゴシック"/>
+          <w:kern w:val="0"/>
+          <w:sz w:val="20"/>
+          <w:szCs w:val="20"/>
+          <w14:ligatures w14:val="none"/>
+        </w:rPr>
+        <w:t>fio</w:t>
+      </w:r>
+      <w:proofErr w:type="spellEnd"/>
+      <w:r>
+        <w:rPr>
+          <w:rFonts w:ascii="ＭＳ Ｐゴシック" w:eastAsia="ＭＳ Ｐゴシック" w:hAnsi="ＭＳ Ｐゴシック" w:cs="ＭＳ Ｐゴシック"/>
+          <w:kern w:val="0"/>
+          <w:sz w:val="20"/>
+          <w:szCs w:val="20"/>
+          <w14:ligatures w14:val="none"/>
+        </w:rPr>
+        <w:t>：ディスクI/O性能測定</w:t>
+      </w:r>
+    </w:p>
+    <w:p>
+      <w:pPr>
+        <w:rPr>
+          <w:rFonts w:ascii="ＭＳ Ｐゴシック" w:eastAsia="ＭＳ Ｐゴシック" w:hAnsi="ＭＳ Ｐゴシック" w:cs="ＭＳ Ｐゴシック"/>
+          <w:kern w:val="0"/>
+          <w:sz w:val="20"/>
+          <w:szCs w:val="20"/>
+          <w14:ligatures w14:val="none"/>
+        </w:rPr>
+      </w:pPr>
+      <w:r>
+        <w:rPr>
+          <w:rFonts w:ascii="ＭＳ Ｐゴシック" w:eastAsia="ＭＳ Ｐゴシック" w:hAnsi="ＭＳ Ｐゴシック" w:cs="ＭＳ Ｐゴシック" w:hint="eastAsia"/>
+          <w:kern w:val="0"/>
+          <w:sz w:val="20"/>
+          <w:szCs w:val="20"/>
+          <w14:ligatures w14:val="none"/>
+        </w:rPr>
+        <w:t>・</w:t>
+      </w:r>
+      <w:r>
+        <w:rPr>
+          <w:rFonts w:ascii="ＭＳ Ｐゴシック" w:eastAsia="ＭＳ Ｐゴシック" w:hAnsi="ＭＳ Ｐゴシック" w:cs="ＭＳ Ｐゴシック"/>
+          <w:kern w:val="0"/>
+          <w:sz w:val="20"/>
+          <w:szCs w:val="20"/>
+          <w14:ligatures w14:val="none"/>
+        </w:rPr>
+        <w:t>iperf3：ネットワーク性能測定</w:t>
+      </w:r>
+    </w:p>
+    <w:p>
+      <w:pPr>
+        <w:rPr>
+          <w:rFonts w:ascii="ＭＳ Ｐゴシック" w:eastAsia="ＭＳ Ｐゴシック" w:hAnsi="ＭＳ Ｐゴシック" w:cs="ＭＳ Ｐゴシック"/>
+          <w:kern w:val="0"/>
+          <w:sz w:val="20"/>
+          <w:szCs w:val="20"/>
+          <w14:ligatures w14:val="none"/>
+        </w:rPr>
+      </w:pPr>
+      <w:r>
+        <w:rPr>
+          <w:rFonts w:ascii="ＭＳ Ｐゴシック" w:eastAsia="ＭＳ Ｐゴシック" w:hAnsi="ＭＳ Ｐゴシック" w:cs="ＭＳ Ｐゴシック" w:hint="eastAsia"/>
+          <w:kern w:val="0"/>
+          <w:sz w:val="20"/>
+          <w:szCs w:val="20"/>
+          <w14:ligatures w14:val="none"/>
+        </w:rPr>
+        <w:t>→</w:t>
+      </w:r>
+      <w:r>
+        <w:rPr>
+          <w:rFonts w:ascii="ＭＳ Ｐゴシック" w:eastAsia="ＭＳ Ｐゴシック" w:hAnsi="ＭＳ Ｐゴシック" w:cs="ＭＳ Ｐゴシック"/>
+          <w:kern w:val="0"/>
+          <w:sz w:val="20"/>
+          <w:szCs w:val="20"/>
+          <w14:ligatures w14:val="none"/>
+        </w:rPr>
+        <w:t xml:space="preserve"> 各リソースを個別に評価するために使用。</w:t>
+      </w:r>
+    </w:p>
+    <w:p>
+      <w:pPr>
+        <w:rPr>
+          <w:rFonts w:ascii="ＭＳ Ｐゴシック" w:eastAsia="ＭＳ Ｐゴシック" w:hAnsi="ＭＳ Ｐゴシック" w:cs="ＭＳ Ｐゴシック" w:hint="eastAsia"/>
+          <w:b/>
+          <w:bCs/>
+          <w:kern w:val="0"/>
+          <w:sz w:val="20"/>
+          <w:szCs w:val="20"/>
+          <w14:ligatures w14:val="none"/>
+        </w:rPr>
+      </w:pPr>
+      <w:r>
+        <w:rPr>
+          <w:rFonts w:ascii="ＭＳ Ｐゴシック" w:eastAsia="ＭＳ Ｐゴシック" w:hAnsi="ＭＳ Ｐゴシック" w:cs="ＭＳ Ｐゴシック" w:hint="eastAsia"/>
+          <w:b/>
+          <w:bCs/>
+          <w:kern w:val="0"/>
+          <w:sz w:val="20"/>
+          <w:szCs w:val="20"/>
+          <w14:ligatures w14:val="none"/>
+        </w:rPr>
+        <w:t>使用ハードウェアと選定理由</w:t>
+      </w:r>
+    </w:p>
+    <w:p>
+      <w:pPr>
+        <w:rPr>
+          <w:rFonts w:ascii="ＭＳ Ｐゴシック" w:eastAsia="ＭＳ Ｐゴシック" w:hAnsi="ＭＳ Ｐゴシック" w:cs="ＭＳ Ｐゴシック"/>
+          <w:b/>
+          <w:bCs/>
+          <w:kern w:val="0"/>
+          <w:sz w:val="20"/>
+          <w:szCs w:val="20"/>
+          <w14:ligatures w14:val="none"/>
+        </w:rPr>
+      </w:pPr>
+      <w:r>
+        <w:rPr>
+          <w:rFonts w:ascii="ＭＳ Ｐゴシック" w:eastAsia="ＭＳ Ｐゴシック" w:hAnsi="ＭＳ Ｐゴシック" w:cs="ＭＳ Ｐゴシック"/>
+          <w:b/>
+          <w:bCs/>
+          <w:kern w:val="0"/>
+          <w:sz w:val="20"/>
+          <w:szCs w:val="20"/>
+          <w14:ligatures w14:val="none"/>
+        </w:rPr>
+        <w:t>CPU（4コア以上・仮想化支援有効）</w:t>
+      </w:r>
+    </w:p>
+    <w:p>
+      <w:pPr>
+        <w:rPr>
+          <w:rFonts w:ascii="ＭＳ Ｐゴシック" w:eastAsia="ＭＳ Ｐゴシック" w:hAnsi="ＭＳ Ｐゴシック" w:cs="ＭＳ Ｐゴシック" w:hint="eastAsia"/>
+          <w:kern w:val="0"/>
+          <w:szCs w:val="22"/>
+          <w14:ligatures w14:val="none"/>
+        </w:rPr>
+      </w:pPr>
+      <w:r>
+        <w:rPr>
+          <w:rFonts w:ascii="ＭＳ Ｐゴシック" w:eastAsia="ＭＳ Ｐゴシック" w:hAnsi="ＭＳ Ｐゴシック" w:cs="ＭＳ Ｐゴシック"/>
+          <w:kern w:val="0"/>
+          <w:szCs w:val="22"/>
+          <w14:ligatures w14:val="none"/>
+        </w:rPr>
+        <w:t>VMとコンテナを並列動作させるために必要。コア不足は測定誤差の原因となる。</w:t>
+      </w:r>
+    </w:p>
+    <w:p>
+      <w:pPr>
+        <w:rPr>
+          <w:rFonts w:ascii="ＭＳ Ｐゴシック" w:eastAsia="ＭＳ Ｐゴシック" w:hAnsi="ＭＳ Ｐゴシック" w:cs="ＭＳ Ｐゴシック"/>
+          <w:b/>
+          <w:bCs/>
+          <w:kern w:val="0"/>
+          <w:sz w:val="20"/>
+          <w:szCs w:val="20"/>
+          <w14:ligatures w14:val="none"/>
+        </w:rPr>
+      </w:pPr>
+      <w:r>
+        <w:rPr>
+          <w:rFonts w:ascii="ＭＳ Ｐゴシック" w:eastAsia="ＭＳ Ｐゴシック" w:hAnsi="ＭＳ Ｐゴシック" w:cs="ＭＳ Ｐゴシック" w:hint="eastAsia"/>
+          <w:b/>
+          <w:bCs/>
+          <w:kern w:val="0"/>
+          <w:sz w:val="20"/>
+          <w:szCs w:val="20"/>
+          <w14:ligatures w14:val="none"/>
+        </w:rPr>
+        <w:t>メモリ（</w:t>
+      </w:r>
+      <w:r>
+        <w:rPr>
+          <w:rFonts w:ascii="ＭＳ Ｐゴシック" w:eastAsia="ＭＳ Ｐゴシック" w:hAnsi="ＭＳ Ｐゴシック" w:cs="ＭＳ Ｐゴシック"/>
+          <w:b/>
+          <w:bCs/>
+          <w:kern w:val="0"/>
+          <w:sz w:val="20"/>
+          <w:szCs w:val="20"/>
+          <w14:ligatures w14:val="none"/>
+        </w:rPr>
+        <w:t>16GB以上）</w:t>
+      </w:r>
+    </w:p>
+    <w:p>
+      <w:pPr>
+        <w:rPr>
+          <w:rFonts w:ascii="ＭＳ Ｐゴシック" w:eastAsia="ＭＳ Ｐゴシック" w:hAnsi="ＭＳ Ｐゴシック" w:cs="ＭＳ Ｐゴシック" w:hint="eastAsia"/>
+          <w:kern w:val="0"/>
+          <w:sz w:val="20"/>
+          <w:szCs w:val="20"/>
+          <w14:ligatures w14:val="none"/>
+        </w:rPr>
+      </w:pPr>
+      <w:r>
+        <w:rPr>
+          <w:rFonts w:ascii="ＭＳ Ｐゴシック" w:eastAsia="ＭＳ Ｐゴシック" w:hAnsi="ＭＳ Ｐゴシック" w:cs="ＭＳ Ｐゴシック"/>
+          <w:kern w:val="0"/>
+          <w:sz w:val="20"/>
+          <w:szCs w:val="20"/>
+          <w14:ligatures w14:val="none"/>
+        </w:rPr>
+        <w:t>VMはメモリ消費が大きいため十分な容量が必要。不足するとスワップ発生により結果が歪む。</w:t>
+      </w:r>
+    </w:p>
+    <w:p>
+      <w:pPr>
+        <w:rPr>
+          <w:rFonts w:ascii="ＭＳ Ｐゴシック" w:eastAsia="ＭＳ Ｐゴシック" w:hAnsi="ＭＳ Ｐゴシック" w:cs="ＭＳ Ｐゴシック"/>
+          <w:b/>
+          <w:bCs/>
+          <w:kern w:val="0"/>
+          <w:sz w:val="20"/>
+          <w:szCs w:val="20"/>
+          <w14:ligatures w14:val="none"/>
+        </w:rPr>
+      </w:pPr>
+      <w:r>
+        <w:rPr>
+          <w:rFonts w:ascii="ＭＳ Ｐゴシック" w:eastAsia="ＭＳ Ｐゴシック" w:hAnsi="ＭＳ Ｐゴシック" w:cs="ＭＳ Ｐゴシック" w:hint="eastAsia"/>
+          <w:b/>
+          <w:bCs/>
+          <w:kern w:val="0"/>
+          <w:sz w:val="20"/>
+          <w:szCs w:val="20"/>
+          <w14:ligatures w14:val="none"/>
+        </w:rPr>
+        <w:t>ストレージ（</w:t>
+      </w:r>
+      <w:r>
+        <w:rPr>
+          <w:rFonts w:ascii="ＭＳ Ｐゴシック" w:eastAsia="ＭＳ Ｐゴシック" w:hAnsi="ＭＳ Ｐゴシック" w:cs="ＭＳ Ｐゴシック"/>
+          <w:b/>
+          <w:bCs/>
+          <w:kern w:val="0"/>
+          <w:sz w:val="20"/>
+          <w:szCs w:val="20"/>
+          <w14:ligatures w14:val="none"/>
+        </w:rPr>
+        <w:t>SSD 512GB以上）</w:t>
+      </w:r>
+    </w:p>
+    <w:p>
+      <w:pPr>
+        <w:rPr>
+          <w:rFonts w:ascii="ＭＳ Ｐゴシック" w:eastAsia="ＭＳ Ｐゴシック" w:hAnsi="ＭＳ Ｐゴシック" w:cs="ＭＳ Ｐゴシック" w:hint="eastAsia"/>
+          <w:kern w:val="0"/>
+          <w:sz w:val="20"/>
+          <w:szCs w:val="20"/>
+          <w14:ligatures w14:val="none"/>
+        </w:rPr>
+      </w:pPr>
+      <w:r>
+        <w:rPr>
+          <w:rFonts w:ascii="ＭＳ Ｐゴシック" w:eastAsia="ＭＳ Ｐゴシック" w:hAnsi="ＭＳ Ｐゴシック" w:cs="ＭＳ Ｐゴシック"/>
+          <w:kern w:val="0"/>
+          <w:sz w:val="20"/>
+          <w:szCs w:val="20"/>
+          <w14:ligatures w14:val="none"/>
+        </w:rPr>
+        <w:t>HDDはI/Oがボトルネックになるため不適。VMイメージやログ保存も考慮し十分な容量を確保。</w:t>
+      </w:r>
+    </w:p>
+    <w:p>
+      <w:pPr>
+        <w:rPr>
+          <w:rFonts w:ascii="ＭＳ Ｐゴシック" w:eastAsia="ＭＳ Ｐゴシック" w:hAnsi="ＭＳ Ｐゴシック" w:cs="ＭＳ Ｐゴシック"/>
+          <w:b/>
+          <w:bCs/>
+          <w:kern w:val="0"/>
+          <w:sz w:val="20"/>
+          <w:szCs w:val="20"/>
+          <w14:ligatures w14:val="none"/>
+        </w:rPr>
+      </w:pPr>
+      <w:r>
+        <w:rPr>
+          <w:rFonts w:ascii="ＭＳ Ｐゴシック" w:eastAsia="ＭＳ Ｐゴシック" w:hAnsi="ＭＳ Ｐゴシック" w:cs="ＭＳ Ｐゴシック" w:hint="eastAsia"/>
+          <w:b/>
+          <w:bCs/>
+          <w:kern w:val="0"/>
+          <w:sz w:val="20"/>
+          <w:szCs w:val="20"/>
+          <w14:ligatures w14:val="none"/>
+        </w:rPr>
+        <w:t>ネットワーク（</w:t>
+      </w:r>
+      <w:r>
+        <w:rPr>
+          <w:rFonts w:ascii="ＭＳ Ｐゴシック" w:eastAsia="ＭＳ Ｐゴシック" w:hAnsi="ＭＳ Ｐゴシック" w:cs="ＭＳ Ｐゴシック"/>
+          <w:b/>
+          <w:bCs/>
+          <w:kern w:val="0"/>
+          <w:sz w:val="20"/>
+          <w:szCs w:val="20"/>
+          <w14:ligatures w14:val="none"/>
+        </w:rPr>
+        <w:t>1Gbps以上・有線）</w:t>
+      </w:r>
+    </w:p>
+    <w:p>
+      <w:r>
+        <w:rPr>
+          <w:rFonts w:ascii="ＭＳ Ｐゴシック" w:eastAsia="ＭＳ Ｐゴシック" w:hAnsi="ＭＳ Ｐゴシック" w:cs="ＭＳ Ｐゴシック" w:hint="eastAsia"/>
+          <w:kern w:val="0"/>
+          <w:sz w:val="20"/>
+          <w:szCs w:val="20"/>
+          <w14:ligatures w14:val="none"/>
+        </w:rPr>
+        <w:t>安定した通信環境を確保し、測定のばらつきを抑えるため。</w:t>
       </w:r>
     </w:p>
     <w:p>
@@ -349,76 +940,140 @@
         <w:spacing w:before="100" w:beforeAutospacing="1" w:after="100" w:afterAutospacing="1" w:line="240" w:lineRule="auto"/>
         <w:outlineLvl w:val="1"/>
         <w:rPr>
-          <w:rFonts w:ascii="ＭＳ Ｐゴシック" w:eastAsia="ＭＳ Ｐゴシック" w:hAnsi="ＭＳ Ｐゴシック" w:cs="ＭＳ Ｐゴシック" w:hint="eastAsia"/>
-          <w:b/>
-          <w:bCs/>
-          <w:kern w:val="0"/>
-          <w:sz w:val="36"/>
-          <w:szCs w:val="36"/>
-          <w14:ligatures w14:val="none"/>
-        </w:rPr>
-      </w:pPr>
-      <w:r>
-        <w:rPr>
-          <w:rFonts w:ascii="ＭＳ Ｐゴシック" w:eastAsia="ＭＳ Ｐゴシック" w:hAnsi="ＭＳ Ｐゴシック" w:cs="ＭＳ Ｐゴシック" w:hint="eastAsia"/>
-          <w:b/>
-          <w:bCs/>
-          <w:kern w:val="0"/>
-          <w:sz w:val="36"/>
-          <w:szCs w:val="36"/>
-          <w14:ligatures w14:val="none"/>
-        </w:rPr>
-        <w:t>必要な環境</w:t>
-      </w:r>
-      <w:r>
-        <w:rPr>
-          <w:rFonts w:ascii="ＭＳ Ｐゴシック" w:eastAsia="ＭＳ Ｐゴシック" w:hAnsi="ＭＳ Ｐゴシック" w:cs="ＭＳ Ｐゴシック" w:hint="eastAsia"/>
-          <w:b/>
-          <w:bCs/>
-          <w:kern w:val="0"/>
-          <w:sz w:val="36"/>
-          <w:szCs w:val="36"/>
-          <w14:ligatures w14:val="none"/>
-        </w:rPr>
-        <w:t>の理由</w:t>
-      </w:r>
-    </w:p>
-    <w:p>
-      <w:r>
-        <w:t>・Ubuntu 22.04 LTS：KVMおよびDockerが安定して動作するLinux環境であるため</w:t>
-      </w:r>
-      <w:r>
-        <w:br/>
-        <w:t>・KVM：Linux標準の仮想化技術であり、高性能な仮想マシン構築が可能なため</w:t>
-      </w:r>
-      <w:r>
-        <w:br/>
-        <w:t>・Docker：軽量なコンテナ技術であり、仮想マシンとの比較対象として適切であるため</w:t>
-      </w:r>
-      <w:r>
-        <w:br/>
-        <w:t>・sysbench：CPUおよびメモリ性能を定量的に測定するため</w:t>
-      </w:r>
-      <w:r>
-        <w:br/>
-        <w:t>・fio：ディスクI/O性能を詳細に評価するため</w:t>
-      </w:r>
-      <w:r>
-        <w:br/>
-        <w:t>・iperf3：ネットワーク性能を測定するため</w:t>
-      </w:r>
-      <w:r>
-        <w:br/>
-        <w:t>・表計算ソフト：測定結果の整理およびグラフ化を行うため</w:t>
-      </w:r>
-    </w:p>
-    <w:p>
-      <w:r>
-        <w:pict w14:anchorId="2F0C4CDF">
-          <v:rect id="_x0000_i1028" style="width:0;height:1.5pt" o:hralign="center" o:hrstd="t" o:hr="t" fillcolor="#a0a0a0" stroked="f">
-            <v:textbox inset="5.85pt,.7pt,5.85pt,.7pt"/>
-          </v:rect>
-        </w:pict>
+          <w:rFonts w:ascii="ＭＳ Ｐゴシック" w:eastAsia="ＭＳ Ｐゴシック" w:hAnsi="ＭＳ Ｐゴシック" w:cs="ＭＳ Ｐゴシック"/>
+          <w:b/>
+          <w:bCs/>
+          <w:kern w:val="0"/>
+          <w:sz w:val="32"/>
+          <w:szCs w:val="32"/>
+          <w14:ligatures w14:val="none"/>
+        </w:rPr>
+      </w:pPr>
+      <w:r>
+        <w:rPr>
+          <w:rFonts w:ascii="ＭＳ Ｐゴシック" w:eastAsia="ＭＳ Ｐゴシック" w:hAnsi="ＭＳ Ｐゴシック" w:cs="ＭＳ Ｐゴシック"/>
+          <w:b/>
+          <w:bCs/>
+          <w:kern w:val="0"/>
+          <w:sz w:val="32"/>
+          <w:szCs w:val="32"/>
+          <w14:ligatures w14:val="none"/>
+        </w:rPr>
+        <w:t>今後の計画</w:t>
+      </w:r>
+    </w:p>
+    <w:p>
+      <w:pPr>
+        <w:numPr>
+          <w:ilvl w:val="0"/>
+          <w:numId w:val="4"/>
+        </w:numPr>
+        <w:tabs>
+          <w:tab w:val="num" w:pos="720"/>
+        </w:tabs>
+        <w:rPr>
+          <w:rFonts w:ascii="ＭＳ Ｐゴシック" w:eastAsia="ＭＳ Ｐゴシック" w:hAnsi="ＭＳ Ｐゴシック"/>
+          <w:sz w:val="20"/>
+          <w:szCs w:val="20"/>
+        </w:rPr>
+      </w:pPr>
+      <w:r>
+        <w:rPr>
+          <w:rFonts w:ascii="ＭＳ Ｐゴシック" w:eastAsia="ＭＳ Ｐゴシック" w:hAnsi="ＭＳ Ｐゴシック"/>
+          <w:sz w:val="20"/>
+          <w:szCs w:val="20"/>
+        </w:rPr>
+        <w:t>環境構築を行う</w:t>
+      </w:r>
+    </w:p>
+    <w:p>
+      <w:pPr>
+        <w:numPr>
+          <w:ilvl w:val="0"/>
+          <w:numId w:val="4"/>
+        </w:numPr>
+        <w:tabs>
+          <w:tab w:val="num" w:pos="720"/>
+        </w:tabs>
+        <w:rPr>
+          <w:rFonts w:ascii="ＭＳ Ｐゴシック" w:eastAsia="ＭＳ Ｐゴシック" w:hAnsi="ＭＳ Ｐゴシック"/>
+          <w:sz w:val="20"/>
+          <w:szCs w:val="20"/>
+        </w:rPr>
+      </w:pPr>
+      <w:r>
+        <w:rPr>
+          <w:rFonts w:ascii="ＭＳ Ｐゴシック" w:eastAsia="ＭＳ Ｐゴシック" w:hAnsi="ＭＳ Ｐゴシック"/>
+          <w:sz w:val="20"/>
+          <w:szCs w:val="20"/>
+        </w:rPr>
+        <w:t>デフォルト設定におけるベンチマーク測定を実施する</w:t>
+      </w:r>
+    </w:p>
+    <w:p>
+      <w:pPr>
+        <w:numPr>
+          <w:ilvl w:val="0"/>
+          <w:numId w:val="4"/>
+        </w:numPr>
+        <w:tabs>
+          <w:tab w:val="num" w:pos="720"/>
+        </w:tabs>
+        <w:rPr>
+          <w:rFonts w:ascii="ＭＳ Ｐゴシック" w:eastAsia="ＭＳ Ｐゴシック" w:hAnsi="ＭＳ Ｐゴシック"/>
+          <w:sz w:val="20"/>
+          <w:szCs w:val="20"/>
+        </w:rPr>
+      </w:pPr>
+      <w:r>
+        <w:rPr>
+          <w:rFonts w:ascii="ＭＳ Ｐゴシック" w:eastAsia="ＭＳ Ｐゴシック" w:hAnsi="ＭＳ Ｐゴシック"/>
+          <w:sz w:val="20"/>
+          <w:szCs w:val="20"/>
+        </w:rPr>
+        <w:t>各種設定を調整しながらパフォーマンスの変化を確認する</w:t>
+      </w:r>
+    </w:p>
+    <w:p>
+      <w:pPr>
+        <w:numPr>
+          <w:ilvl w:val="0"/>
+          <w:numId w:val="4"/>
+        </w:numPr>
+        <w:rPr>
+          <w:rFonts w:ascii="ＭＳ Ｐゴシック" w:eastAsia="ＭＳ Ｐゴシック" w:hAnsi="ＭＳ Ｐゴシック"/>
+          <w:sz w:val="20"/>
+          <w:szCs w:val="20"/>
+        </w:rPr>
+      </w:pPr>
+      <w:r>
+        <w:rPr>
+          <w:rFonts w:ascii="ＭＳ Ｐゴシック" w:eastAsia="ＭＳ Ｐゴシック" w:hAnsi="ＭＳ Ｐゴシック"/>
+          <w:sz w:val="20"/>
+          <w:szCs w:val="20"/>
+        </w:rPr>
+        <w:t>上記の試行を複数回繰り返し、結果を比較して要因を整理する</w:t>
+      </w:r>
+    </w:p>
+    <w:p>
+      <w:pPr>
+        <w:numPr>
+          <w:ilvl w:val="0"/>
+          <w:numId w:val="4"/>
+        </w:numPr>
+        <w:rPr>
+          <w:rFonts w:hint="eastAsia"/>
+          <w:sz w:val="20"/>
+          <w:szCs w:val="20"/>
+        </w:rPr>
+      </w:pPr>
+      <w:r>
+        <w:rPr>
+          <w:rFonts w:ascii="ＭＳ Ｐゴシック" w:eastAsia="ＭＳ Ｐゴシック" w:hAnsi="ＭＳ Ｐゴシック"/>
+          <w:sz w:val="20"/>
+          <w:szCs w:val="20"/>
+        </w:rPr>
+        <w:t>結果の整理および最適化条件の検討</w:t>
       </w:r>
     </w:p>
     <w:p>
@@ -427,156 +1082,71 @@
         <w:spacing w:before="100" w:beforeAutospacing="1" w:after="100" w:afterAutospacing="1" w:line="240" w:lineRule="auto"/>
         <w:outlineLvl w:val="1"/>
         <w:rPr>
-          <w:rFonts w:ascii="ＭＳ Ｐゴシック" w:eastAsia="ＭＳ Ｐゴシック" w:hAnsi="ＭＳ Ｐゴシック" w:cs="ＭＳ Ｐゴシック" w:hint="eastAsia"/>
-          <w:b/>
-          <w:bCs/>
-          <w:kern w:val="0"/>
-          <w:sz w:val="36"/>
-          <w:szCs w:val="36"/>
-          <w14:ligatures w14:val="none"/>
-        </w:rPr>
-      </w:pPr>
-      <w:r>
-        <w:rPr>
-          <w:rFonts w:ascii="ＭＳ Ｐゴシック" w:eastAsia="ＭＳ Ｐゴシック" w:hAnsi="ＭＳ Ｐゴシック" w:cs="ＭＳ Ｐゴシック" w:hint="eastAsia"/>
-          <w:b/>
-          <w:bCs/>
-          <w:kern w:val="0"/>
-          <w:sz w:val="36"/>
-          <w:szCs w:val="36"/>
-          <w14:ligatures w14:val="none"/>
-        </w:rPr>
-        <w:t>使用予定のハードウェア</w:t>
-      </w:r>
-      <w:r>
-        <w:rPr>
-          <w:rFonts w:ascii="ＭＳ Ｐゴシック" w:eastAsia="ＭＳ Ｐゴシック" w:hAnsi="ＭＳ Ｐゴシック" w:cs="ＭＳ Ｐゴシック" w:hint="eastAsia"/>
-          <w:b/>
-          <w:bCs/>
-          <w:kern w:val="0"/>
-          <w:sz w:val="36"/>
-          <w:szCs w:val="36"/>
-          <w14:ligatures w14:val="none"/>
-        </w:rPr>
-        <w:t>とその理由</w:t>
-      </w:r>
-    </w:p>
-    <w:p>
-      <w:r>
-        <w:t>・CPU：4コア以上（仮想化支援機能有効）</w:t>
-      </w:r>
-      <w:r>
-        <w:br/>
-      </w:r>
-      <w:r>
+          <w:rFonts w:ascii="ＭＳ Ｐゴシック" w:eastAsia="ＭＳ Ｐゴシック" w:hAnsi="ＭＳ Ｐゴシック" w:cs="ＭＳ Ｐゴシック"/>
+          <w:b/>
+          <w:bCs/>
+          <w:kern w:val="0"/>
+          <w:sz w:val="32"/>
+          <w:szCs w:val="32"/>
+          <w14:ligatures w14:val="none"/>
+        </w:rPr>
+      </w:pPr>
+      <w:r>
+        <w:rPr>
+          <w:rFonts w:ascii="ＭＳ Ｐゴシック" w:eastAsia="ＭＳ Ｐゴシック" w:hAnsi="ＭＳ Ｐゴシック" w:cs="ＭＳ Ｐゴシック" w:hint="eastAsia"/>
+          <w:b/>
+          <w:bCs/>
+          <w:kern w:val="0"/>
+          <w:sz w:val="32"/>
+          <w:szCs w:val="32"/>
+          <w14:ligatures w14:val="none"/>
+        </w:rPr>
         <w:lastRenderedPageBreak/>
-        <w:t xml:space="preserve">　→ 仮想マシンとコンテナを同時に動作させる際に並列処理が必要であり、仮想化支援機能によりオーバーヘッドを低減できるため</w:t>
-      </w:r>
-      <w:r>
-        <w:br/>
-        <w:t>・メモリ：16GB以上（最低8GBでも可）</w:t>
-      </w:r>
-      <w:r>
-        <w:br/>
-        <w:t xml:space="preserve">　→ 仮想マシンごとにメモリを割り当てる必要があり、複数環境を同時に動作させるため十分な容量が必要なため</w:t>
-      </w:r>
-      <w:r>
-        <w:br/>
-        <w:t>・ストレージ：SSD 512GB以上</w:t>
-      </w:r>
-      <w:r>
-        <w:br/>
-        <w:t xml:space="preserve">　→ ディスクI/O性能を正確に測定するため高速ストレージが必要であり、仮想マシンおよびコンテナイメージの保存容量も確保するため</w:t>
-      </w:r>
-      <w:r>
-        <w:br/>
-        <w:t>・ネットワーク：1Gbps以上の有線接続</w:t>
-      </w:r>
-      <w:r>
-        <w:br/>
-        <w:t xml:space="preserve">　→ ネットワーク測定時に安定した通信環境を確保し、測定結果のばらつきを抑えるため</w:t>
-      </w:r>
-      <w:r>
-        <w:br/>
-        <w:t>※メモリ容量は多いほど望ましい。</w:t>
-      </w:r>
-    </w:p>
-    <w:p>
-      <w:r>
-        <w:pict w14:anchorId="05EDC834">
-          <v:rect id="_x0000_i1029" style="width:0;height:1.5pt" o:hralign="center" o:hrstd="t" o:hr="t" fillcolor="#a0a0a0" stroked="f">
-            <v:textbox inset="5.85pt,.7pt,5.85pt,.7pt"/>
-          </v:rect>
-        </w:pict>
-      </w:r>
-    </w:p>
-    <w:p>
-      <w:pPr>
-        <w:widowControl/>
-        <w:spacing w:before="100" w:beforeAutospacing="1" w:after="100" w:afterAutospacing="1" w:line="240" w:lineRule="auto"/>
-        <w:outlineLvl w:val="1"/>
-        <w:rPr>
-          <w:rFonts w:ascii="ＭＳ Ｐゴシック" w:eastAsia="ＭＳ Ｐゴシック" w:hAnsi="ＭＳ Ｐゴシック" w:cs="ＭＳ Ｐゴシック"/>
-          <w:b/>
-          <w:bCs/>
-          <w:kern w:val="0"/>
-          <w:sz w:val="36"/>
-          <w:szCs w:val="36"/>
-          <w14:ligatures w14:val="none"/>
-        </w:rPr>
-      </w:pPr>
-      <w:r>
-        <w:rPr>
-          <w:rFonts w:ascii="ＭＳ Ｐゴシック" w:eastAsia="ＭＳ Ｐゴシック" w:hAnsi="ＭＳ Ｐゴシック" w:cs="ＭＳ Ｐゴシック" w:hint="eastAsia"/>
-          <w:b/>
-          <w:bCs/>
-          <w:kern w:val="0"/>
-          <w:sz w:val="36"/>
-          <w:szCs w:val="36"/>
-          <w14:ligatures w14:val="none"/>
-        </w:rPr>
         <w:t>参考文献</w:t>
       </w:r>
     </w:p>
     <w:p>
+      <w:pPr>
+        <w:rPr>
+          <w:rFonts w:ascii="ＭＳ Ｐゴシック" w:eastAsia="ＭＳ Ｐゴシック" w:hAnsi="ＭＳ Ｐゴシック"/>
+          <w:sz w:val="20"/>
+          <w:szCs w:val="20"/>
+        </w:rPr>
+      </w:pPr>
       <w:hyperlink r:id="rId7" w:history="1">
         <w:r>
           <w:rPr>
             <w:rStyle w:val="ae"/>
+            <w:rFonts w:ascii="ＭＳ Ｐゴシック" w:eastAsia="ＭＳ Ｐゴシック" w:hAnsi="ＭＳ Ｐゴシック"/>
+            <w:sz w:val="20"/>
+            <w:szCs w:val="20"/>
           </w:rPr>
           <w:t>Performance Evaluation of Docker Container and Virtual Machine - ScienceDirect</w:t>
         </w:r>
       </w:hyperlink>
       <w:r>
+        <w:rPr>
+          <w:rFonts w:ascii="ＭＳ Ｐゴシック" w:eastAsia="ＭＳ Ｐゴシック" w:hAnsi="ＭＳ Ｐゴシック"/>
+          <w:sz w:val="20"/>
+          <w:szCs w:val="20"/>
+        </w:rPr>
         <w:br/>
       </w:r>
       <w:r>
         <w:rPr>
-          <w:rFonts w:hint="eastAsia"/>
+          <w:rFonts w:ascii="ＭＳ Ｐゴシック" w:eastAsia="ＭＳ Ｐゴシック" w:hAnsi="ＭＳ Ｐゴシック" w:hint="eastAsia"/>
+          <w:sz w:val="20"/>
+          <w:szCs w:val="20"/>
         </w:rPr>
         <w:t>こ</w:t>
       </w:r>
       <w:r>
-        <w:t>の論文は、IBM Research による研究成果であり、仮想マシン（VM）とコンテナ（特に Docker）の性能を体系的に比較したもの。クラウド・コンピューティングお</w:t>
-      </w:r>
-      <w:r>
-        <w:lastRenderedPageBreak/>
-        <w:t>よび仮想化技術の効率性評価において広く引用される基礎研究の一つである。</w:t>
-      </w:r>
-    </w:p>
-    <w:p>
-      <w:pPr>
-        <w:rPr>
-          <w:b/>
-          <w:bCs/>
-        </w:rPr>
-      </w:pPr>
-      <w:r>
-        <w:rPr>
-          <w:b/>
-          <w:bCs/>
-        </w:rPr>
-        <w:t>主な事実</w:t>
+        <w:rPr>
+          <w:rFonts w:ascii="ＭＳ Ｐゴシック" w:eastAsia="ＭＳ Ｐゴシック" w:hAnsi="ＭＳ Ｐゴシック"/>
+          <w:sz w:val="20"/>
+          <w:szCs w:val="20"/>
+        </w:rPr>
+        <w:t>の論文は、IBM Research による研究成果であり、仮想マシン（VM）とコンテナ（特に Docker）の性能を体系的に比較したもの。クラウド・コンピューティングおよび仮想化技術の効率性評価において広く引用される基礎研究の一つである。</w:t>
       </w:r>
     </w:p>
     <w:p>
@@ -585,15 +1155,28 @@
           <w:ilvl w:val="0"/>
           <w:numId w:val="3"/>
         </w:numPr>
-      </w:pPr>
-      <w:r>
-        <w:rPr>
-          <w:b/>
-          <w:bCs/>
+        <w:rPr>
+          <w:rFonts w:ascii="ＭＳ Ｐゴシック" w:eastAsia="ＭＳ Ｐゴシック" w:hAnsi="ＭＳ Ｐゴシック"/>
+          <w:sz w:val="20"/>
+          <w:szCs w:val="20"/>
+        </w:rPr>
+      </w:pPr>
+      <w:r>
+        <w:rPr>
+          <w:rFonts w:ascii="ＭＳ Ｐゴシック" w:eastAsia="ＭＳ Ｐゴシック" w:hAnsi="ＭＳ Ｐゴシック"/>
+          <w:b/>
+          <w:bCs/>
+          <w:sz w:val="20"/>
+          <w:szCs w:val="20"/>
         </w:rPr>
         <w:t>著者</w:t>
       </w:r>
       <w:r>
+        <w:rPr>
+          <w:rFonts w:ascii="ＭＳ Ｐゴシック" w:eastAsia="ＭＳ Ｐゴシック" w:hAnsi="ＭＳ Ｐゴシック"/>
+          <w:sz w:val="20"/>
+          <w:szCs w:val="20"/>
+        </w:rPr>
         <w:t>: Felipe Oliveira ら（IBM Research）</w:t>
       </w:r>
     </w:p>
@@ -603,54 +1186,64 @@
           <w:ilvl w:val="0"/>
           <w:numId w:val="3"/>
         </w:numPr>
-      </w:pPr>
-      <w:r>
-        <w:rPr>
-          <w:b/>
-          <w:bCs/>
+        <w:rPr>
+          <w:rFonts w:ascii="ＭＳ Ｐゴシック" w:eastAsia="ＭＳ Ｐゴシック" w:hAnsi="ＭＳ Ｐゴシック"/>
+          <w:sz w:val="20"/>
+          <w:szCs w:val="20"/>
+        </w:rPr>
+      </w:pPr>
+      <w:r>
+        <w:rPr>
+          <w:rFonts w:ascii="ＭＳ Ｐゴシック" w:eastAsia="ＭＳ Ｐゴシック" w:hAnsi="ＭＳ Ｐゴシック"/>
+          <w:b/>
+          <w:bCs/>
+          <w:sz w:val="20"/>
+          <w:szCs w:val="20"/>
         </w:rPr>
         <w:t>発表年</w:t>
       </w:r>
       <w:r>
+        <w:rPr>
+          <w:rFonts w:ascii="ＭＳ Ｐゴシック" w:eastAsia="ＭＳ Ｐゴシック" w:hAnsi="ＭＳ Ｐゴシック"/>
+          <w:sz w:val="20"/>
+          <w:szCs w:val="20"/>
+        </w:rPr>
         <w:t>: 2015年頃</w:t>
       </w:r>
     </w:p>
-    <w:p>
-      <w:pPr>
-        <w:rPr>
-          <w:rFonts w:hint="eastAsia"/>
-        </w:rPr>
-      </w:pPr>
-    </w:p>
-    <w:p>
+    <w:p/>
+    <w:p>
+      <w:pPr>
+        <w:rPr>
+          <w:sz w:val="20"/>
+          <w:szCs w:val="20"/>
+        </w:rPr>
+      </w:pPr>
       <w:hyperlink r:id="rId8" w:history="1">
         <w:r>
           <w:rPr>
             <w:rStyle w:val="ae"/>
+            <w:rFonts w:ascii="ＭＳ Ｐゴシック" w:eastAsia="ＭＳ Ｐゴシック" w:hAnsi="ＭＳ Ｐゴシック"/>
+            <w:sz w:val="20"/>
+            <w:szCs w:val="20"/>
           </w:rPr>
           <w:t>An updated performance comparison of virtual machines and Linux containers</w:t>
         </w:r>
       </w:hyperlink>
       <w:r>
+        <w:rPr>
+          <w:rFonts w:ascii="ＭＳ Ｐゴシック" w:eastAsia="ＭＳ Ｐゴシック" w:hAnsi="ＭＳ Ｐゴシック"/>
+          <w:sz w:val="20"/>
+          <w:szCs w:val="20"/>
+        </w:rPr>
         <w:br/>
       </w:r>
       <w:r>
+        <w:rPr>
+          <w:sz w:val="20"/>
+          <w:szCs w:val="20"/>
+        </w:rPr>
         <w:t>この論文は、仮想マシン（VM）とLinuxコンテナ（LXC）の性能を体系的に比較した研究であり、IEEEの会議論文として発表された。クラウドやデータセンターにおける仮想化技術の効率性を再評価し、コンテナ技術の優位性と限界を明確にした点で注目されている。</w:t>
-      </w:r>
-    </w:p>
-    <w:p>
-      <w:pPr>
-        <w:rPr>
-          <w:b/>
-          <w:bCs/>
-        </w:rPr>
-      </w:pPr>
-      <w:r>
-        <w:rPr>
-          <w:b/>
-          <w:bCs/>
-        </w:rPr>
-        <w:t>主な事実</w:t>
       </w:r>
     </w:p>
     <w:p>
@@ -659,15 +1252,28 @@
           <w:ilvl w:val="0"/>
           <w:numId w:val="2"/>
         </w:numPr>
-      </w:pPr>
-      <w:r>
-        <w:rPr>
-          <w:b/>
-          <w:bCs/>
+        <w:rPr>
+          <w:rFonts w:ascii="ＭＳ Ｐゴシック" w:eastAsia="ＭＳ Ｐゴシック" w:hAnsi="ＭＳ Ｐゴシック"/>
+          <w:sz w:val="20"/>
+          <w:szCs w:val="20"/>
+        </w:rPr>
+      </w:pPr>
+      <w:r>
+        <w:rPr>
+          <w:rFonts w:ascii="ＭＳ Ｐゴシック" w:eastAsia="ＭＳ Ｐゴシック" w:hAnsi="ＭＳ Ｐゴシック"/>
+          <w:b/>
+          <w:bCs/>
+          <w:sz w:val="20"/>
+          <w:szCs w:val="20"/>
         </w:rPr>
         <w:t>発表年</w:t>
       </w:r>
       <w:r>
+        <w:rPr>
+          <w:rFonts w:ascii="ＭＳ Ｐゴシック" w:eastAsia="ＭＳ Ｐゴシック" w:hAnsi="ＭＳ Ｐゴシック"/>
+          <w:sz w:val="20"/>
+          <w:szCs w:val="20"/>
+        </w:rPr>
         <w:t>: 2017年</w:t>
       </w:r>
     </w:p>
@@ -677,15 +1283,28 @@
           <w:ilvl w:val="0"/>
           <w:numId w:val="2"/>
         </w:numPr>
-      </w:pPr>
-      <w:r>
-        <w:rPr>
-          <w:b/>
-          <w:bCs/>
+        <w:rPr>
+          <w:rFonts w:ascii="ＭＳ Ｐゴシック" w:eastAsia="ＭＳ Ｐゴシック" w:hAnsi="ＭＳ Ｐゴシック"/>
+          <w:sz w:val="20"/>
+          <w:szCs w:val="20"/>
+        </w:rPr>
+      </w:pPr>
+      <w:r>
+        <w:rPr>
+          <w:rFonts w:ascii="ＭＳ Ｐゴシック" w:eastAsia="ＭＳ Ｐゴシック" w:hAnsi="ＭＳ Ｐゴシック"/>
+          <w:b/>
+          <w:bCs/>
+          <w:sz w:val="20"/>
+          <w:szCs w:val="20"/>
         </w:rPr>
         <w:t>著者</w:t>
       </w:r>
       <w:r>
+        <w:rPr>
+          <w:rFonts w:ascii="ＭＳ Ｐゴシック" w:eastAsia="ＭＳ Ｐゴシック" w:hAnsi="ＭＳ Ｐゴシック"/>
+          <w:sz w:val="20"/>
+          <w:szCs w:val="20"/>
+        </w:rPr>
         <w:t>: Waleed Ahmadら（University of Alberta）</w:t>
       </w:r>
     </w:p>
@@ -1051,6 +1670,119 @@
     </w:lvl>
   </w:abstractNum>
   <w:abstractNum w:abstractNumId="2" w15:restartNumberingAfterBreak="0">
+    <w:nsid w:val="51821E26"/>
+    <w:multiLevelType w:val="multilevel"/>
+    <w:tmpl w:val="A746B612"/>
+    <w:lvl w:ilvl="0">
+      <w:start w:val="1"/>
+      <w:numFmt w:val="decimal"/>
+      <w:lvlText w:val="%1."/>
+      <w:lvlJc w:val="left"/>
+      <w:pPr>
+        <w:tabs>
+          <w:tab w:val="num" w:pos="644"/>
+        </w:tabs>
+        <w:ind w:left="644" w:hanging="360"/>
+      </w:pPr>
+    </w:lvl>
+    <w:lvl w:ilvl="1">
+      <w:start w:val="1"/>
+      <w:numFmt w:val="decimal"/>
+      <w:lvlText w:val="%2."/>
+      <w:lvlJc w:val="left"/>
+      <w:pPr>
+        <w:tabs>
+          <w:tab w:val="num" w:pos="1364"/>
+        </w:tabs>
+        <w:ind w:left="1364" w:hanging="360"/>
+      </w:pPr>
+    </w:lvl>
+    <w:lvl w:ilvl="2">
+      <w:start w:val="1"/>
+      <w:numFmt w:val="decimal"/>
+      <w:lvlText w:val="%3."/>
+      <w:lvlJc w:val="left"/>
+      <w:pPr>
+        <w:tabs>
+          <w:tab w:val="num" w:pos="2084"/>
+        </w:tabs>
+        <w:ind w:left="2084" w:hanging="360"/>
+      </w:pPr>
+    </w:lvl>
+    <w:lvl w:ilvl="3">
+      <w:start w:val="1"/>
+      <w:numFmt w:val="decimal"/>
+      <w:lvlText w:val="%4."/>
+      <w:lvlJc w:val="left"/>
+      <w:pPr>
+        <w:tabs>
+          <w:tab w:val="num" w:pos="2804"/>
+        </w:tabs>
+        <w:ind w:left="2804" w:hanging="360"/>
+      </w:pPr>
+    </w:lvl>
+    <w:lvl w:ilvl="4">
+      <w:start w:val="1"/>
+      <w:numFmt w:val="decimal"/>
+      <w:lvlText w:val="%5."/>
+      <w:lvlJc w:val="left"/>
+      <w:pPr>
+        <w:tabs>
+          <w:tab w:val="num" w:pos="3524"/>
+        </w:tabs>
+        <w:ind w:left="3524" w:hanging="360"/>
+      </w:pPr>
+    </w:lvl>
+    <w:lvl w:ilvl="5">
+      <w:start w:val="1"/>
+      <w:numFmt w:val="decimal"/>
+      <w:lvlText w:val="%6."/>
+      <w:lvlJc w:val="left"/>
+      <w:pPr>
+        <w:tabs>
+          <w:tab w:val="num" w:pos="4244"/>
+        </w:tabs>
+        <w:ind w:left="4244" w:hanging="360"/>
+      </w:pPr>
+    </w:lvl>
+    <w:lvl w:ilvl="6">
+      <w:start w:val="1"/>
+      <w:numFmt w:val="decimal"/>
+      <w:lvlText w:val="%7."/>
+      <w:lvlJc w:val="left"/>
+      <w:pPr>
+        <w:tabs>
+          <w:tab w:val="num" w:pos="4964"/>
+        </w:tabs>
+        <w:ind w:left="4964" w:hanging="360"/>
+      </w:pPr>
+    </w:lvl>
+    <w:lvl w:ilvl="7">
+      <w:start w:val="1"/>
+      <w:numFmt w:val="decimal"/>
+      <w:lvlText w:val="%8."/>
+      <w:lvlJc w:val="left"/>
+      <w:pPr>
+        <w:tabs>
+          <w:tab w:val="num" w:pos="5684"/>
+        </w:tabs>
+        <w:ind w:left="5684" w:hanging="360"/>
+      </w:pPr>
+    </w:lvl>
+    <w:lvl w:ilvl="8">
+      <w:start w:val="1"/>
+      <w:numFmt w:val="decimal"/>
+      <w:lvlText w:val="%9."/>
+      <w:lvlJc w:val="left"/>
+      <w:pPr>
+        <w:tabs>
+          <w:tab w:val="num" w:pos="6404"/>
+        </w:tabs>
+        <w:ind w:left="6404" w:hanging="360"/>
+      </w:pPr>
+    </w:lvl>
+  </w:abstractNum>
+  <w:abstractNum w:abstractNumId="3" w15:restartNumberingAfterBreak="0">
     <w:nsid w:val="79E34C7D"/>
     <w:multiLevelType w:val="multilevel"/>
     <w:tmpl w:val="55ECD75A"/>
@@ -1203,10 +1935,40 @@
     <w:abstractNumId w:val="0"/>
   </w:num>
   <w:num w:numId="2" w16cid:durableId="287013803">
-    <w:abstractNumId w:val="2"/>
+    <w:abstractNumId w:val="3"/>
   </w:num>
   <w:num w:numId="3" w16cid:durableId="1929656327">
     <w:abstractNumId w:val="1"/>
+  </w:num>
+  <w:num w:numId="4" w16cid:durableId="1437946818">
+    <w:abstractNumId w:val="2"/>
+    <w:lvlOverride w:ilvl="0">
+      <w:startOverride w:val="1"/>
+    </w:lvlOverride>
+    <w:lvlOverride w:ilvl="1">
+      <w:startOverride w:val="1"/>
+    </w:lvlOverride>
+    <w:lvlOverride w:ilvl="2">
+      <w:startOverride w:val="1"/>
+    </w:lvlOverride>
+    <w:lvlOverride w:ilvl="3">
+      <w:startOverride w:val="1"/>
+    </w:lvlOverride>
+    <w:lvlOverride w:ilvl="4">
+      <w:startOverride w:val="1"/>
+    </w:lvlOverride>
+    <w:lvlOverride w:ilvl="5">
+      <w:startOverride w:val="1"/>
+    </w:lvlOverride>
+    <w:lvlOverride w:ilvl="6">
+      <w:startOverride w:val="1"/>
+    </w:lvlOverride>
+    <w:lvlOverride w:ilvl="7">
+      <w:startOverride w:val="1"/>
+    </w:lvlOverride>
+    <w:lvlOverride w:ilvl="8">
+      <w:startOverride w:val="1"/>
+    </w:lvlOverride>
   </w:num>
 </w:numbering>
 </file>

--- a/研経報/研経報_20260501_Gr03.docx
+++ b/研経報/研経報_20260501_Gr03.docx
@@ -41,7 +41,8 @@
         <w:rPr>
           <w:rFonts w:ascii="ＭＳ Ｐゴシック" w:eastAsia="ＭＳ Ｐゴシック" w:hAnsi="ＭＳ Ｐゴシック" w:cs="ＭＳ Ｐゴシック"/>
           <w:kern w:val="0"/>
-          <w:sz w:val="24"/>
+          <w:sz w:val="20"/>
+          <w:szCs w:val="20"/>
           <w14:ligatures w14:val="none"/>
         </w:rPr>
       </w:pPr>
@@ -49,7 +50,8 @@
         <w:rPr>
           <w:rFonts w:ascii="ＭＳ Ｐゴシック" w:eastAsia="ＭＳ Ｐゴシック" w:hAnsi="ＭＳ Ｐゴシック" w:cs="ＭＳ Ｐゴシック" w:hint="eastAsia"/>
           <w:kern w:val="0"/>
-          <w:sz w:val="24"/>
+          <w:sz w:val="20"/>
+          <w:szCs w:val="20"/>
           <w14:ligatures w14:val="none"/>
         </w:rPr>
         <w:t>2025/</w:t>
@@ -58,7 +60,8 @@
         <w:rPr>
           <w:rFonts w:ascii="ＭＳ Ｐゴシック" w:eastAsia="ＭＳ Ｐゴシック" w:hAnsi="ＭＳ Ｐゴシック" w:cs="ＭＳ Ｐゴシック" w:hint="eastAsia"/>
           <w:kern w:val="0"/>
-          <w:sz w:val="24"/>
+          <w:sz w:val="20"/>
+          <w:szCs w:val="20"/>
           <w14:ligatures w14:val="none"/>
         </w:rPr>
         <w:t>5</w:t>
@@ -67,7 +70,8 @@
         <w:rPr>
           <w:rFonts w:ascii="ＭＳ Ｐゴシック" w:eastAsia="ＭＳ Ｐゴシック" w:hAnsi="ＭＳ Ｐゴシック" w:cs="ＭＳ Ｐゴシック" w:hint="eastAsia"/>
           <w:kern w:val="0"/>
-          <w:sz w:val="24"/>
+          <w:sz w:val="20"/>
+          <w:szCs w:val="20"/>
           <w14:ligatures w14:val="none"/>
         </w:rPr>
         <w:t>/</w:t>
@@ -76,7 +80,8 @@
         <w:rPr>
           <w:rFonts w:ascii="ＭＳ Ｐゴシック" w:eastAsia="ＭＳ Ｐゴシック" w:hAnsi="ＭＳ Ｐゴシック" w:cs="ＭＳ Ｐゴシック" w:hint="eastAsia"/>
           <w:kern w:val="0"/>
-          <w:sz w:val="24"/>
+          <w:sz w:val="20"/>
+          <w:szCs w:val="20"/>
           <w14:ligatures w14:val="none"/>
         </w:rPr>
         <w:t>1</w:t>
@@ -91,15 +96,17 @@
         <w:rPr>
           <w:rFonts w:ascii="ＭＳ Ｐゴシック" w:eastAsia="ＭＳ Ｐゴシック" w:hAnsi="ＭＳ Ｐゴシック" w:cs="ＭＳ Ｐゴシック"/>
           <w:kern w:val="0"/>
-          <w:sz w:val="24"/>
-          <w14:ligatures w14:val="none"/>
-        </w:rPr>
-      </w:pPr>
-      <w:r>
-        <w:rPr>
-          <w:rFonts w:ascii="ＭＳ Ｐゴシック" w:eastAsia="ＭＳ Ｐゴシック" w:hAnsi="ＭＳ Ｐゴシック" w:cs="ＭＳ Ｐゴシック"/>
-          <w:kern w:val="0"/>
-          <w:sz w:val="24"/>
+          <w:sz w:val="20"/>
+          <w:szCs w:val="20"/>
+          <w14:ligatures w14:val="none"/>
+        </w:rPr>
+      </w:pPr>
+      <w:r>
+        <w:rPr>
+          <w:rFonts w:ascii="ＭＳ Ｐゴシック" w:eastAsia="ＭＳ Ｐゴシック" w:hAnsi="ＭＳ Ｐゴシック" w:cs="ＭＳ Ｐゴシック"/>
+          <w:kern w:val="0"/>
+          <w:sz w:val="20"/>
+          <w:szCs w:val="20"/>
           <w14:ligatures w14:val="none"/>
         </w:rPr>
         <w:t>Gr03</w:t>
@@ -114,7 +121,8 @@
         <w:rPr>
           <w:rFonts w:ascii="ＭＳ Ｐゴシック" w:eastAsia="ＭＳ Ｐゴシック" w:hAnsi="ＭＳ Ｐゴシック" w:cs="ＭＳ Ｐゴシック"/>
           <w:kern w:val="0"/>
-          <w:sz w:val="24"/>
+          <w:sz w:val="20"/>
+          <w:szCs w:val="20"/>
           <w14:ligatures w14:val="none"/>
         </w:rPr>
       </w:pPr>
@@ -122,28 +130,11 @@
         <w:rPr>
           <w:rFonts w:ascii="ＭＳ Ｐゴシック" w:eastAsia="ＭＳ Ｐゴシック" w:hAnsi="ＭＳ Ｐゴシック" w:cs="ＭＳ Ｐゴシック" w:hint="eastAsia"/>
           <w:kern w:val="0"/>
-          <w:sz w:val="24"/>
-          <w14:ligatures w14:val="none"/>
-        </w:rPr>
-        <w:t>123D024 大槻</w:t>
-      </w:r>
-      <w:r>
-        <w:rPr>
-          <w:rFonts w:ascii="ＭＳ Ｐゴシック" w:eastAsia="ＭＳ Ｐゴシック" w:hAnsi="ＭＳ Ｐゴシック" w:cs="ＭＳ Ｐゴシック" w:hint="eastAsia"/>
-          <w:kern w:val="0"/>
-          <w:sz w:val="24"/>
-          <w14:ligatures w14:val="none"/>
-        </w:rPr>
-        <w:t xml:space="preserve">  </w:t>
-      </w:r>
-      <w:r>
-        <w:rPr>
-          <w:rFonts w:ascii="ＭＳ Ｐゴシック" w:eastAsia="ＭＳ Ｐゴシック" w:hAnsi="ＭＳ Ｐゴシック" w:cs="ＭＳ Ｐゴシック" w:hint="eastAsia"/>
-          <w:kern w:val="0"/>
-          <w:sz w:val="24"/>
-          <w14:ligatures w14:val="none"/>
-        </w:rPr>
-        <w:t>雅宜</w:t>
+          <w:sz w:val="20"/>
+          <w:szCs w:val="20"/>
+          <w14:ligatures w14:val="none"/>
+        </w:rPr>
+        <w:t>123D024 大槻  雅宜</w:t>
       </w:r>
     </w:p>
     <w:p>
@@ -155,7 +146,8 @@
         <w:rPr>
           <w:rFonts w:ascii="ＭＳ Ｐゴシック" w:eastAsia="ＭＳ Ｐゴシック" w:hAnsi="ＭＳ Ｐゴシック" w:cs="ＭＳ Ｐゴシック"/>
           <w:kern w:val="0"/>
-          <w:sz w:val="24"/>
+          <w:sz w:val="20"/>
+          <w:szCs w:val="20"/>
           <w14:ligatures w14:val="none"/>
         </w:rPr>
       </w:pPr>
@@ -163,34 +155,18 @@
         <w:rPr>
           <w:rFonts w:ascii="ＭＳ Ｐゴシック" w:eastAsia="ＭＳ Ｐゴシック" w:hAnsi="ＭＳ Ｐゴシック" w:cs="ＭＳ Ｐゴシック" w:hint="eastAsia"/>
           <w:kern w:val="0"/>
-          <w:sz w:val="24"/>
-          <w14:ligatures w14:val="none"/>
-        </w:rPr>
-        <w:t>123D</w:t>
-      </w:r>
-      <w:r>
-        <w:rPr>
-          <w:rFonts w:ascii="ＭＳ Ｐゴシック" w:eastAsia="ＭＳ Ｐゴシック" w:hAnsi="ＭＳ Ｐゴシック" w:cs="ＭＳ Ｐゴシック" w:hint="eastAsia"/>
-          <w:kern w:val="0"/>
-          <w:sz w:val="24"/>
-          <w14:ligatures w14:val="none"/>
-        </w:rPr>
-        <w:t>075</w:t>
-      </w:r>
-      <w:r>
-        <w:rPr>
-          <w:rFonts w:ascii="ＭＳ Ｐゴシック" w:eastAsia="ＭＳ Ｐゴシック" w:hAnsi="ＭＳ Ｐゴシック" w:cs="ＭＳ Ｐゴシック" w:hint="eastAsia"/>
-          <w:kern w:val="0"/>
-          <w:sz w:val="24"/>
-          <w14:ligatures w14:val="none"/>
-        </w:rPr>
-        <w:t xml:space="preserve"> </w:t>
-      </w:r>
-      <w:r>
-        <w:rPr>
-          <w:rFonts w:ascii="ＭＳ Ｐゴシック" w:eastAsia="ＭＳ Ｐゴシック" w:hAnsi="ＭＳ Ｐゴシック" w:cs="ＭＳ Ｐゴシック"/>
-          <w:kern w:val="0"/>
-          <w:sz w:val="24"/>
+          <w:sz w:val="20"/>
+          <w:szCs w:val="20"/>
+          <w14:ligatures w14:val="none"/>
+        </w:rPr>
+        <w:t xml:space="preserve">123D075 </w:t>
+      </w:r>
+      <w:r>
+        <w:rPr>
+          <w:rFonts w:ascii="ＭＳ Ｐゴシック" w:eastAsia="ＭＳ Ｐゴシック" w:hAnsi="ＭＳ Ｐゴシック" w:cs="ＭＳ Ｐゴシック"/>
+          <w:kern w:val="0"/>
+          <w:sz w:val="20"/>
+          <w:szCs w:val="20"/>
           <w14:ligatures w14:val="none"/>
         </w:rPr>
         <w:t>添野真之介</w:t>
@@ -206,30 +182,25 @@
           <w:b/>
           <w:bCs/>
           <w:kern w:val="0"/>
-          <w:sz w:val="32"/>
-          <w:szCs w:val="32"/>
-          <w14:ligatures w14:val="none"/>
-        </w:rPr>
-      </w:pPr>
-      <w:r>
-        <w:rPr>
-          <w:rFonts w:ascii="ＭＳ Ｐゴシック" w:eastAsia="ＭＳ Ｐゴシック" w:hAnsi="ＭＳ Ｐゴシック" w:cs="ＭＳ Ｐゴシック"/>
-          <w:b/>
-          <w:bCs/>
-          <w:kern w:val="0"/>
-          <w:sz w:val="32"/>
-          <w:szCs w:val="32"/>
+          <w:sz w:val="28"/>
+          <w:szCs w:val="28"/>
+          <w14:ligatures w14:val="none"/>
+        </w:rPr>
+      </w:pPr>
+      <w:r>
+        <w:rPr>
+          <w:rFonts w:ascii="ＭＳ Ｐゴシック" w:eastAsia="ＭＳ Ｐゴシック" w:hAnsi="ＭＳ Ｐゴシック" w:cs="ＭＳ Ｐゴシック"/>
+          <w:b/>
+          <w:bCs/>
+          <w:kern w:val="0"/>
+          <w:sz w:val="28"/>
+          <w:szCs w:val="28"/>
           <w14:ligatures w14:val="none"/>
         </w:rPr>
         <w:t>研究テーマ</w:t>
       </w:r>
     </w:p>
     <w:p>
-      <w:pPr>
-        <w:rPr>
-          <w:rFonts w:hint="eastAsia"/>
-        </w:rPr>
-      </w:pPr>
       <w:r>
         <w:t>サーバー仮想化技術とコンテナ技術の性能比較および最適化に関する研究</w:t>
       </w:r>
@@ -244,19 +215,19 @@
           <w:b/>
           <w:bCs/>
           <w:kern w:val="0"/>
-          <w:sz w:val="32"/>
-          <w:szCs w:val="32"/>
-          <w14:ligatures w14:val="none"/>
-        </w:rPr>
-      </w:pPr>
-      <w:r>
-        <w:rPr>
-          <w:rFonts w:ascii="ＭＳ Ｐゴシック" w:eastAsia="ＭＳ Ｐゴシック" w:hAnsi="ＭＳ Ｐゴシック" w:cs="ＭＳ Ｐゴシック"/>
-          <w:b/>
-          <w:bCs/>
-          <w:kern w:val="0"/>
-          <w:sz w:val="32"/>
-          <w:szCs w:val="32"/>
+          <w:sz w:val="28"/>
+          <w:szCs w:val="28"/>
+          <w14:ligatures w14:val="none"/>
+        </w:rPr>
+      </w:pPr>
+      <w:r>
+        <w:rPr>
+          <w:rFonts w:ascii="ＭＳ Ｐゴシック" w:eastAsia="ＭＳ Ｐゴシック" w:hAnsi="ＭＳ Ｐゴシック" w:cs="ＭＳ Ｐゴシック"/>
+          <w:b/>
+          <w:bCs/>
+          <w:kern w:val="0"/>
+          <w:sz w:val="28"/>
+          <w:szCs w:val="28"/>
           <w14:ligatures w14:val="none"/>
         </w:rPr>
         <w:t>進捗状況</w:t>
@@ -265,7 +236,7 @@
     <w:p>
       <w:pPr>
         <w:rPr>
-          <w:rFonts w:ascii="ＭＳ Ｐゴシック" w:eastAsia="ＭＳ Ｐゴシック" w:hAnsi="ＭＳ Ｐゴシック" w:hint="eastAsia"/>
+          <w:rFonts w:ascii="ＭＳ Ｐゴシック" w:eastAsia="ＭＳ Ｐゴシック" w:hAnsi="ＭＳ Ｐゴシック"/>
           <w:sz w:val="20"/>
           <w:szCs w:val="20"/>
         </w:rPr>
@@ -308,6 +279,17 @@
     <w:p>
       <w:pPr>
         <w:rPr>
+          <w:rFonts w:ascii="ＭＳ Ｐゴシック" w:eastAsia="ＭＳ Ｐゴシック" w:hAnsi="ＭＳ Ｐゴシック" w:cs="ＭＳ Ｐゴシック"/>
+          <w:b/>
+          <w:bCs/>
+          <w:kern w:val="0"/>
+          <w:sz w:val="20"/>
+          <w:szCs w:val="20"/>
+          <w14:ligatures w14:val="none"/>
+        </w:rPr>
+      </w:pPr>
+      <w:r>
+        <w:rPr>
           <w:rFonts w:ascii="ＭＳ Ｐゴシック" w:eastAsia="ＭＳ Ｐゴシック" w:hAnsi="ＭＳ Ｐゴシック" w:cs="ＭＳ Ｐゴシック" w:hint="eastAsia"/>
           <w:b/>
           <w:bCs/>
@@ -316,6 +298,20 @@
           <w:szCs w:val="20"/>
           <w14:ligatures w14:val="none"/>
         </w:rPr>
+        <w:t>使用ソフトウェアと選定理由</w:t>
+      </w:r>
+    </w:p>
+    <w:p>
+      <w:pPr>
+        <w:rPr>
+          <w:rFonts w:ascii="ＭＳ Ｐゴシック" w:eastAsia="ＭＳ Ｐゴシック" w:hAnsi="ＭＳ Ｐゴシック" w:cs="ＭＳ Ｐゴシック"/>
+          <w:b/>
+          <w:bCs/>
+          <w:kern w:val="0"/>
+          <w:sz w:val="20"/>
+          <w:szCs w:val="20"/>
+          <w14:ligatures w14:val="none"/>
+        </w:rPr>
       </w:pPr>
       <w:r>
         <w:rPr>
@@ -327,7 +323,40 @@
           <w:szCs w:val="20"/>
           <w14:ligatures w14:val="none"/>
         </w:rPr>
-        <w:t>使用ソフトウェアと選定理由</w:t>
+        <w:t>ホスト</w:t>
+      </w:r>
+      <w:r>
+        <w:rPr>
+          <w:rFonts w:ascii="ＭＳ Ｐゴシック" w:eastAsia="ＭＳ Ｐゴシック" w:hAnsi="ＭＳ Ｐゴシック" w:cs="ＭＳ Ｐゴシック"/>
+          <w:b/>
+          <w:bCs/>
+          <w:kern w:val="0"/>
+          <w:sz w:val="20"/>
+          <w:szCs w:val="20"/>
+          <w14:ligatures w14:val="none"/>
+        </w:rPr>
+        <w:t>OS（Ubuntu）</w:t>
+      </w:r>
+    </w:p>
+    <w:p>
+      <w:pPr>
+        <w:rPr>
+          <w:rFonts w:ascii="ＭＳ Ｐゴシック" w:eastAsia="ＭＳ Ｐゴシック" w:hAnsi="ＭＳ Ｐゴシック" w:cs="ＭＳ Ｐゴシック"/>
+          <w:kern w:val="0"/>
+          <w:sz w:val="20"/>
+          <w:szCs w:val="20"/>
+          <w14:ligatures w14:val="none"/>
+        </w:rPr>
+      </w:pPr>
+      <w:r>
+        <w:rPr>
+          <w:rFonts w:ascii="ＭＳ Ｐゴシック" w:eastAsia="ＭＳ Ｐゴシック" w:hAnsi="ＭＳ Ｐゴシック" w:cs="ＭＳ Ｐゴシック"/>
+          <w:kern w:val="0"/>
+          <w:sz w:val="20"/>
+          <w:szCs w:val="20"/>
+          <w14:ligatures w14:val="none"/>
+        </w:rPr>
+        <w:t>LinuxカーネルはKVMを標準サポートしており、ハードウェア仮想化（VT-x / AMD-V）を直接利用できる。WindowsやmacOSと異なり制約が少なく、安定性の高いLTS版が利用可能なため採用した。</w:t>
       </w:r>
     </w:p>
     <w:p>
@@ -352,64 +381,6 @@
           <w:szCs w:val="20"/>
           <w14:ligatures w14:val="none"/>
         </w:rPr>
-        <w:t>ホスト</w:t>
-      </w:r>
-      <w:r>
-        <w:rPr>
-          <w:rFonts w:ascii="ＭＳ Ｐゴシック" w:eastAsia="ＭＳ Ｐゴシック" w:hAnsi="ＭＳ Ｐゴシック" w:cs="ＭＳ Ｐゴシック"/>
-          <w:b/>
-          <w:bCs/>
-          <w:kern w:val="0"/>
-          <w:sz w:val="20"/>
-          <w:szCs w:val="20"/>
-          <w14:ligatures w14:val="none"/>
-        </w:rPr>
-        <w:t>OS（Ubuntu）</w:t>
-      </w:r>
-    </w:p>
-    <w:p>
-      <w:pPr>
-        <w:rPr>
-          <w:rFonts w:ascii="ＭＳ Ｐゴシック" w:eastAsia="ＭＳ Ｐゴシック" w:hAnsi="ＭＳ Ｐゴシック" w:cs="ＭＳ Ｐゴシック" w:hint="eastAsia"/>
-          <w:kern w:val="0"/>
-          <w:sz w:val="20"/>
-          <w:szCs w:val="20"/>
-          <w14:ligatures w14:val="none"/>
-        </w:rPr>
-      </w:pPr>
-      <w:r>
-        <w:rPr>
-          <w:rFonts w:ascii="ＭＳ Ｐゴシック" w:eastAsia="ＭＳ Ｐゴシック" w:hAnsi="ＭＳ Ｐゴシック" w:cs="ＭＳ Ｐゴシック"/>
-          <w:kern w:val="0"/>
-          <w:sz w:val="20"/>
-          <w:szCs w:val="20"/>
-          <w14:ligatures w14:val="none"/>
-        </w:rPr>
-        <w:t>LinuxカーネルはKVMを標準サポートしており、ハードウェア仮想化（VT-x / AMD-V）を直接利用できる。WindowsやmacOSと異なり制約が少なく、安定性の高いLTS版が利用可能なため採用した。</w:t>
-      </w:r>
-    </w:p>
-    <w:p>
-      <w:pPr>
-        <w:rPr>
-          <w:rFonts w:ascii="ＭＳ Ｐゴシック" w:eastAsia="ＭＳ Ｐゴシック" w:hAnsi="ＭＳ Ｐゴシック" w:cs="ＭＳ Ｐゴシック"/>
-          <w:b/>
-          <w:bCs/>
-          <w:kern w:val="0"/>
-          <w:sz w:val="20"/>
-          <w:szCs w:val="20"/>
-          <w14:ligatures w14:val="none"/>
-        </w:rPr>
-      </w:pPr>
-      <w:r>
-        <w:rPr>
-          <w:rFonts w:ascii="ＭＳ Ｐゴシック" w:eastAsia="ＭＳ Ｐゴシック" w:hAnsi="ＭＳ Ｐゴシック" w:cs="ＭＳ Ｐゴシック" w:hint="eastAsia"/>
-          <w:b/>
-          <w:bCs/>
-          <w:kern w:val="0"/>
-          <w:sz w:val="20"/>
-          <w:szCs w:val="20"/>
-          <w14:ligatures w14:val="none"/>
-        </w:rPr>
         <w:t>仮想マシン（</w:t>
       </w:r>
       <w:r>
@@ -450,7 +421,7 @@
       <w:pPr>
         <w:widowControl/>
         <w:rPr>
-          <w:rFonts w:ascii="ＭＳ Ｐゴシック" w:eastAsia="ＭＳ Ｐゴシック" w:hAnsi="ＭＳ Ｐゴシック" w:cs="ＭＳ Ｐゴシック" w:hint="eastAsia"/>
+          <w:rFonts w:ascii="ＭＳ Ｐゴシック" w:eastAsia="ＭＳ Ｐゴシック" w:hAnsi="ＭＳ Ｐゴシック" w:cs="ＭＳ Ｐゴシック"/>
           <w:kern w:val="0"/>
           <w:sz w:val="20"/>
           <w:szCs w:val="20"/>
@@ -509,30 +480,53 @@
     <w:p>
       <w:pPr>
         <w:rPr>
+          <w:rFonts w:ascii="ＭＳ Ｐゴシック" w:eastAsia="ＭＳ Ｐゴシック" w:hAnsi="ＭＳ Ｐゴシック" w:cs="ＭＳ Ｐゴシック"/>
+          <w:kern w:val="0"/>
+          <w:sz w:val="20"/>
+          <w:szCs w:val="20"/>
+          <w14:ligatures w14:val="none"/>
+        </w:rPr>
+      </w:pPr>
+      <w:r>
+        <w:rPr>
+          <w:rFonts w:ascii="ＭＳ Ｐゴシック" w:eastAsia="ＭＳ Ｐゴシック" w:hAnsi="ＭＳ Ｐゴシック" w:cs="ＭＳ Ｐゴシック"/>
+          <w:kern w:val="0"/>
+          <w:sz w:val="20"/>
+          <w:szCs w:val="20"/>
+          <w14:ligatures w14:val="none"/>
+        </w:rPr>
+        <w:t>Dockerはカーネルを共有するためVMより軽量で高速。環境をイメージとして再現できるため、実験の再現性が高い。VMとの性能比較対象として適切。</w:t>
+      </w:r>
+    </w:p>
+    <w:p>
+      <w:pPr>
+        <w:rPr>
+          <w:rFonts w:ascii="ＭＳ Ｐゴシック" w:eastAsia="ＭＳ Ｐゴシック" w:hAnsi="ＭＳ Ｐゴシック" w:cs="ＭＳ Ｐゴシック"/>
+          <w:b/>
+          <w:bCs/>
+          <w:kern w:val="0"/>
+          <w:sz w:val="20"/>
+          <w:szCs w:val="20"/>
+          <w14:ligatures w14:val="none"/>
+        </w:rPr>
+      </w:pPr>
+      <w:r>
+        <w:rPr>
           <w:rFonts w:ascii="ＭＳ Ｐゴシック" w:eastAsia="ＭＳ Ｐゴシック" w:hAnsi="ＭＳ Ｐゴシック" w:cs="ＭＳ Ｐゴシック" w:hint="eastAsia"/>
-          <w:kern w:val="0"/>
-          <w:sz w:val="20"/>
-          <w:szCs w:val="20"/>
-          <w14:ligatures w14:val="none"/>
-        </w:rPr>
-      </w:pPr>
-      <w:r>
-        <w:rPr>
-          <w:rFonts w:ascii="ＭＳ Ｐゴシック" w:eastAsia="ＭＳ Ｐゴシック" w:hAnsi="ＭＳ Ｐゴシック" w:cs="ＭＳ Ｐゴシック"/>
-          <w:kern w:val="0"/>
-          <w:sz w:val="20"/>
-          <w:szCs w:val="20"/>
-          <w14:ligatures w14:val="none"/>
-        </w:rPr>
-        <w:t>Dockerはカーネルを共有するためVMより軽量で高速。環境をイメージとして再現できるため、実験の再現性が高い。VMとの性能比較対象として適切。</w:t>
-      </w:r>
-    </w:p>
-    <w:p>
-      <w:pPr>
-        <w:rPr>
-          <w:rFonts w:ascii="ＭＳ Ｐゴシック" w:eastAsia="ＭＳ Ｐゴシック" w:hAnsi="ＭＳ Ｐゴシック" w:cs="ＭＳ Ｐゴシック"/>
-          <w:b/>
-          <w:bCs/>
+          <w:b/>
+          <w:bCs/>
+          <w:kern w:val="0"/>
+          <w:sz w:val="20"/>
+          <w:szCs w:val="20"/>
+          <w14:ligatures w14:val="none"/>
+        </w:rPr>
+        <w:t>ベンチマークツール</w:t>
+      </w:r>
+    </w:p>
+    <w:p>
+      <w:pPr>
+        <w:rPr>
+          <w:rFonts w:ascii="ＭＳ Ｐゴシック" w:eastAsia="ＭＳ Ｐゴシック" w:hAnsi="ＭＳ Ｐゴシック" w:cs="ＭＳ Ｐゴシック"/>
           <w:kern w:val="0"/>
           <w:sz w:val="20"/>
           <w:szCs w:val="20"/>
@@ -542,14 +536,22 @@
       <w:r>
         <w:rPr>
           <w:rFonts w:ascii="ＭＳ Ｐゴシック" w:eastAsia="ＭＳ Ｐゴシック" w:hAnsi="ＭＳ Ｐゴシック" w:cs="ＭＳ Ｐゴシック" w:hint="eastAsia"/>
-          <w:b/>
-          <w:bCs/>
-          <w:kern w:val="0"/>
-          <w:sz w:val="20"/>
-          <w:szCs w:val="20"/>
-          <w14:ligatures w14:val="none"/>
-        </w:rPr>
-        <w:t>ベンチマークツール</w:t>
+          <w:kern w:val="0"/>
+          <w:sz w:val="20"/>
+          <w:szCs w:val="20"/>
+          <w14:ligatures w14:val="none"/>
+        </w:rPr>
+        <w:t>・</w:t>
+      </w:r>
+      <w:r>
+        <w:rPr>
+          <w:rFonts w:ascii="ＭＳ Ｐゴシック" w:eastAsia="ＭＳ Ｐゴシック" w:hAnsi="ＭＳ Ｐゴシック" w:cs="ＭＳ Ｐゴシック"/>
+          <w:kern w:val="0"/>
+          <w:sz w:val="20"/>
+          <w:szCs w:val="20"/>
+          <w14:ligatures w14:val="none"/>
+        </w:rPr>
+        <w:t>sysbench：CPU・メモリ性能測定</w:t>
       </w:r>
     </w:p>
     <w:p>
@@ -572,27 +574,15 @@
         </w:rPr>
         <w:t>・</w:t>
       </w:r>
-      <w:proofErr w:type="spellStart"/>
-      <w:r>
-        <w:rPr>
-          <w:rFonts w:ascii="ＭＳ Ｐゴシック" w:eastAsia="ＭＳ Ｐゴシック" w:hAnsi="ＭＳ Ｐゴシック" w:cs="ＭＳ Ｐゴシック"/>
-          <w:kern w:val="0"/>
-          <w:sz w:val="20"/>
-          <w:szCs w:val="20"/>
-          <w14:ligatures w14:val="none"/>
-        </w:rPr>
-        <w:t>sysbench</w:t>
-      </w:r>
-      <w:proofErr w:type="spellEnd"/>
-      <w:r>
-        <w:rPr>
-          <w:rFonts w:ascii="ＭＳ Ｐゴシック" w:eastAsia="ＭＳ Ｐゴシック" w:hAnsi="ＭＳ Ｐゴシック" w:cs="ＭＳ Ｐゴシック"/>
-          <w:kern w:val="0"/>
-          <w:sz w:val="20"/>
-          <w:szCs w:val="20"/>
-          <w14:ligatures w14:val="none"/>
-        </w:rPr>
-        <w:t>：CPU・メモリ性能測定</w:t>
+      <w:r>
+        <w:rPr>
+          <w:rFonts w:ascii="ＭＳ Ｐゴシック" w:eastAsia="ＭＳ Ｐゴシック" w:hAnsi="ＭＳ Ｐゴシック" w:cs="ＭＳ Ｐゴシック"/>
+          <w:kern w:val="0"/>
+          <w:sz w:val="20"/>
+          <w:szCs w:val="20"/>
+          <w14:ligatures w14:val="none"/>
+        </w:rPr>
+        <w:t>fio：ディスクI/O性能測定</w:t>
       </w:r>
     </w:p>
     <w:p>
@@ -615,27 +605,15 @@
         </w:rPr>
         <w:t>・</w:t>
       </w:r>
-      <w:proofErr w:type="spellStart"/>
-      <w:r>
-        <w:rPr>
-          <w:rFonts w:ascii="ＭＳ Ｐゴシック" w:eastAsia="ＭＳ Ｐゴシック" w:hAnsi="ＭＳ Ｐゴシック" w:cs="ＭＳ Ｐゴシック"/>
-          <w:kern w:val="0"/>
-          <w:sz w:val="20"/>
-          <w:szCs w:val="20"/>
-          <w14:ligatures w14:val="none"/>
-        </w:rPr>
-        <w:t>fio</w:t>
-      </w:r>
-      <w:proofErr w:type="spellEnd"/>
-      <w:r>
-        <w:rPr>
-          <w:rFonts w:ascii="ＭＳ Ｐゴシック" w:eastAsia="ＭＳ Ｐゴシック" w:hAnsi="ＭＳ Ｐゴシック" w:cs="ＭＳ Ｐゴシック"/>
-          <w:kern w:val="0"/>
-          <w:sz w:val="20"/>
-          <w:szCs w:val="20"/>
-          <w14:ligatures w14:val="none"/>
-        </w:rPr>
-        <w:t>：ディスクI/O性能測定</w:t>
+      <w:r>
+        <w:rPr>
+          <w:rFonts w:ascii="ＭＳ Ｐゴシック" w:eastAsia="ＭＳ Ｐゴシック" w:hAnsi="ＭＳ Ｐゴシック" w:cs="ＭＳ Ｐゴシック"/>
+          <w:kern w:val="0"/>
+          <w:sz w:val="20"/>
+          <w:szCs w:val="20"/>
+          <w14:ligatures w14:val="none"/>
+        </w:rPr>
+        <w:t>iperf3：ネットワーク性能測定</w:t>
       </w:r>
     </w:p>
     <w:p>
@@ -656,23 +634,25 @@
           <w:szCs w:val="20"/>
           <w14:ligatures w14:val="none"/>
         </w:rPr>
-        <w:t>・</w:t>
-      </w:r>
-      <w:r>
-        <w:rPr>
-          <w:rFonts w:ascii="ＭＳ Ｐゴシック" w:eastAsia="ＭＳ Ｐゴシック" w:hAnsi="ＭＳ Ｐゴシック" w:cs="ＭＳ Ｐゴシック"/>
-          <w:kern w:val="0"/>
-          <w:sz w:val="20"/>
-          <w:szCs w:val="20"/>
-          <w14:ligatures w14:val="none"/>
-        </w:rPr>
-        <w:t>iperf3：ネットワーク性能測定</w:t>
-      </w:r>
-    </w:p>
-    <w:p>
-      <w:pPr>
-        <w:rPr>
-          <w:rFonts w:ascii="ＭＳ Ｐゴシック" w:eastAsia="ＭＳ Ｐゴシック" w:hAnsi="ＭＳ Ｐゴシック" w:cs="ＭＳ Ｐゴシック"/>
+        <w:t>→</w:t>
+      </w:r>
+      <w:r>
+        <w:rPr>
+          <w:rFonts w:ascii="ＭＳ Ｐゴシック" w:eastAsia="ＭＳ Ｐゴシック" w:hAnsi="ＭＳ Ｐゴシック" w:cs="ＭＳ Ｐゴシック"/>
+          <w:kern w:val="0"/>
+          <w:sz w:val="20"/>
+          <w:szCs w:val="20"/>
+          <w14:ligatures w14:val="none"/>
+        </w:rPr>
+        <w:t xml:space="preserve"> 各リソースを個別に評価するために使用。</w:t>
+      </w:r>
+    </w:p>
+    <w:p>
+      <w:pPr>
+        <w:rPr>
+          <w:rFonts w:ascii="ＭＳ Ｐゴシック" w:eastAsia="ＭＳ Ｐゴシック" w:hAnsi="ＭＳ Ｐゴシック" w:cs="ＭＳ Ｐゴシック"/>
+          <w:b/>
+          <w:bCs/>
           <w:kern w:val="0"/>
           <w:sz w:val="20"/>
           <w:szCs w:val="20"/>
@@ -682,28 +662,82 @@
       <w:r>
         <w:rPr>
           <w:rFonts w:ascii="ＭＳ Ｐゴシック" w:eastAsia="ＭＳ Ｐゴシック" w:hAnsi="ＭＳ Ｐゴシック" w:cs="ＭＳ Ｐゴシック" w:hint="eastAsia"/>
-          <w:kern w:val="0"/>
-          <w:sz w:val="20"/>
-          <w:szCs w:val="20"/>
-          <w14:ligatures w14:val="none"/>
-        </w:rPr>
-        <w:t>→</w:t>
-      </w:r>
-      <w:r>
-        <w:rPr>
-          <w:rFonts w:ascii="ＭＳ Ｐゴシック" w:eastAsia="ＭＳ Ｐゴシック" w:hAnsi="ＭＳ Ｐゴシック" w:cs="ＭＳ Ｐゴシック"/>
-          <w:kern w:val="0"/>
-          <w:sz w:val="20"/>
-          <w:szCs w:val="20"/>
-          <w14:ligatures w14:val="none"/>
-        </w:rPr>
-        <w:t xml:space="preserve"> 各リソースを個別に評価するために使用。</w:t>
-      </w:r>
-    </w:p>
-    <w:p>
-      <w:pPr>
+          <w:b/>
+          <w:bCs/>
+          <w:kern w:val="0"/>
+          <w:sz w:val="20"/>
+          <w:szCs w:val="20"/>
+          <w14:ligatures w14:val="none"/>
+        </w:rPr>
+        <w:t>使用ハードウェアと選定理由</w:t>
+      </w:r>
+    </w:p>
+    <w:p>
+      <w:pPr>
+        <w:rPr>
+          <w:rFonts w:ascii="ＭＳ Ｐゴシック" w:eastAsia="ＭＳ Ｐゴシック" w:hAnsi="ＭＳ Ｐゴシック" w:cs="ＭＳ Ｐゴシック"/>
+          <w:b/>
+          <w:bCs/>
+          <w:kern w:val="0"/>
+          <w:sz w:val="20"/>
+          <w:szCs w:val="20"/>
+          <w14:ligatures w14:val="none"/>
+        </w:rPr>
+      </w:pPr>
+      <w:r>
+        <w:rPr>
+          <w:rFonts w:ascii="ＭＳ Ｐゴシック" w:eastAsia="ＭＳ Ｐゴシック" w:hAnsi="ＭＳ Ｐゴシック" w:cs="ＭＳ Ｐゴシック"/>
+          <w:b/>
+          <w:bCs/>
+          <w:kern w:val="0"/>
+          <w:sz w:val="20"/>
+          <w:szCs w:val="20"/>
+          <w14:ligatures w14:val="none"/>
+        </w:rPr>
+        <w:t>CPU（4コア以上・仮想化支援有効）</w:t>
+      </w:r>
+    </w:p>
+    <w:p>
+      <w:pPr>
+        <w:rPr>
+          <w:rFonts w:ascii="ＭＳ Ｐゴシック" w:eastAsia="ＭＳ Ｐゴシック" w:hAnsi="ＭＳ Ｐゴシック" w:cs="ＭＳ Ｐゴシック"/>
+          <w:kern w:val="0"/>
+          <w:szCs w:val="22"/>
+          <w14:ligatures w14:val="none"/>
+        </w:rPr>
+      </w:pPr>
+      <w:r>
+        <w:rPr>
+          <w:rFonts w:ascii="ＭＳ Ｐゴシック" w:eastAsia="ＭＳ Ｐゴシック" w:hAnsi="ＭＳ Ｐゴシック" w:cs="ＭＳ Ｐゴシック"/>
+          <w:kern w:val="0"/>
+          <w:szCs w:val="22"/>
+          <w14:ligatures w14:val="none"/>
+        </w:rPr>
+        <w:t>VMとコンテナを並列動作させるために必要。コア不足は測定誤差の原因となる。</w:t>
+      </w:r>
+      <w:r>
         <w:rPr>
           <w:rFonts w:ascii="ＭＳ Ｐゴシック" w:eastAsia="ＭＳ Ｐゴシック" w:hAnsi="ＭＳ Ｐゴシック" w:cs="ＭＳ Ｐゴシック" w:hint="eastAsia"/>
+          <w:kern w:val="0"/>
+          <w:szCs w:val="22"/>
+          <w14:ligatures w14:val="none"/>
+        </w:rPr>
+        <w:t>また</w:t>
+      </w:r>
+      <w:r>
+        <w:rPr>
+          <w:rFonts w:ascii="ＭＳ Ｐゴシック" w:eastAsia="ＭＳ Ｐゴシック" w:hAnsi="ＭＳ Ｐゴシック" w:cs="ＭＳ Ｐゴシック"/>
+          <w:kern w:val="0"/>
+          <w:szCs w:val="22"/>
+          <w14:ligatures w14:val="none"/>
+        </w:rPr>
+        <w:t>、仮想化支援機能（VT-x / AMD-V）が無効な環境ではKVMが動作しないため、有効化が必須条件である。</w:t>
+      </w:r>
+    </w:p>
+    <w:p>
+      <w:pPr>
+        <w:rPr>
+          <w:rFonts w:ascii="ＭＳ Ｐゴシック" w:eastAsia="ＭＳ Ｐゴシック" w:hAnsi="ＭＳ Ｐゴシック" w:cs="ＭＳ Ｐゴシック"/>
           <w:b/>
           <w:bCs/>
           <w:kern w:val="0"/>
@@ -722,126 +756,57 @@
           <w:szCs w:val="20"/>
           <w14:ligatures w14:val="none"/>
         </w:rPr>
-        <w:t>使用ハードウェアと選定理由</w:t>
-      </w:r>
-    </w:p>
-    <w:p>
-      <w:pPr>
-        <w:rPr>
-          <w:rFonts w:ascii="ＭＳ Ｐゴシック" w:eastAsia="ＭＳ Ｐゴシック" w:hAnsi="ＭＳ Ｐゴシック" w:cs="ＭＳ Ｐゴシック"/>
-          <w:b/>
-          <w:bCs/>
-          <w:kern w:val="0"/>
-          <w:sz w:val="20"/>
-          <w:szCs w:val="20"/>
-          <w14:ligatures w14:val="none"/>
-        </w:rPr>
-      </w:pPr>
-      <w:r>
-        <w:rPr>
-          <w:rFonts w:ascii="ＭＳ Ｐゴシック" w:eastAsia="ＭＳ Ｐゴシック" w:hAnsi="ＭＳ Ｐゴシック" w:cs="ＭＳ Ｐゴシック"/>
-          <w:b/>
-          <w:bCs/>
-          <w:kern w:val="0"/>
-          <w:sz w:val="20"/>
-          <w:szCs w:val="20"/>
-          <w14:ligatures w14:val="none"/>
-        </w:rPr>
-        <w:t>CPU（4コア以上・仮想化支援有効）</w:t>
-      </w:r>
-    </w:p>
-    <w:p>
-      <w:pPr>
+        <w:t>メモリ（</w:t>
+      </w:r>
+      <w:r>
+        <w:rPr>
+          <w:rFonts w:ascii="ＭＳ Ｐゴシック" w:eastAsia="ＭＳ Ｐゴシック" w:hAnsi="ＭＳ Ｐゴシック" w:cs="ＭＳ Ｐゴシック"/>
+          <w:b/>
+          <w:bCs/>
+          <w:kern w:val="0"/>
+          <w:sz w:val="20"/>
+          <w:szCs w:val="20"/>
+          <w14:ligatures w14:val="none"/>
+        </w:rPr>
+        <w:t>16GB以上）</w:t>
+      </w:r>
+    </w:p>
+    <w:p>
+      <w:pPr>
+        <w:rPr>
+          <w:rFonts w:ascii="ＭＳ Ｐゴシック" w:eastAsia="ＭＳ Ｐゴシック" w:hAnsi="ＭＳ Ｐゴシック" w:cs="ＭＳ Ｐゴシック"/>
+          <w:kern w:val="0"/>
+          <w:sz w:val="20"/>
+          <w:szCs w:val="20"/>
+          <w14:ligatures w14:val="none"/>
+        </w:rPr>
+      </w:pPr>
+      <w:r>
+        <w:rPr>
+          <w:rFonts w:ascii="ＭＳ Ｐゴシック" w:eastAsia="ＭＳ Ｐゴシック" w:hAnsi="ＭＳ Ｐゴシック" w:cs="ＭＳ Ｐゴシック"/>
+          <w:kern w:val="0"/>
+          <w:sz w:val="20"/>
+          <w:szCs w:val="20"/>
+          <w14:ligatures w14:val="none"/>
+        </w:rPr>
+        <w:t>VMはメモリ消費が大きいため十分な容量が必要。不足するとスワップ発生により結果が歪む。</w:t>
+      </w:r>
+    </w:p>
+    <w:p>
+      <w:pPr>
+        <w:rPr>
+          <w:rFonts w:ascii="ＭＳ Ｐゴシック" w:eastAsia="ＭＳ Ｐゴシック" w:hAnsi="ＭＳ Ｐゴシック" w:cs="ＭＳ Ｐゴシック"/>
+          <w:b/>
+          <w:bCs/>
+          <w:kern w:val="0"/>
+          <w:sz w:val="20"/>
+          <w:szCs w:val="20"/>
+          <w14:ligatures w14:val="none"/>
+        </w:rPr>
+      </w:pPr>
+      <w:r>
         <w:rPr>
           <w:rFonts w:ascii="ＭＳ Ｐゴシック" w:eastAsia="ＭＳ Ｐゴシック" w:hAnsi="ＭＳ Ｐゴシック" w:cs="ＭＳ Ｐゴシック" w:hint="eastAsia"/>
-          <w:kern w:val="0"/>
-          <w:szCs w:val="22"/>
-          <w14:ligatures w14:val="none"/>
-        </w:rPr>
-      </w:pPr>
-      <w:r>
-        <w:rPr>
-          <w:rFonts w:ascii="ＭＳ Ｐゴシック" w:eastAsia="ＭＳ Ｐゴシック" w:hAnsi="ＭＳ Ｐゴシック" w:cs="ＭＳ Ｐゴシック"/>
-          <w:kern w:val="0"/>
-          <w:szCs w:val="22"/>
-          <w14:ligatures w14:val="none"/>
-        </w:rPr>
-        <w:t>VMとコンテナを並列動作させるために必要。コア不足は測定誤差の原因となる。</w:t>
-      </w:r>
-    </w:p>
-    <w:p>
-      <w:pPr>
-        <w:rPr>
-          <w:rFonts w:ascii="ＭＳ Ｐゴシック" w:eastAsia="ＭＳ Ｐゴシック" w:hAnsi="ＭＳ Ｐゴシック" w:cs="ＭＳ Ｐゴシック"/>
-          <w:b/>
-          <w:bCs/>
-          <w:kern w:val="0"/>
-          <w:sz w:val="20"/>
-          <w:szCs w:val="20"/>
-          <w14:ligatures w14:val="none"/>
-        </w:rPr>
-      </w:pPr>
-      <w:r>
-        <w:rPr>
-          <w:rFonts w:ascii="ＭＳ Ｐゴシック" w:eastAsia="ＭＳ Ｐゴシック" w:hAnsi="ＭＳ Ｐゴシック" w:cs="ＭＳ Ｐゴシック" w:hint="eastAsia"/>
-          <w:b/>
-          <w:bCs/>
-          <w:kern w:val="0"/>
-          <w:sz w:val="20"/>
-          <w:szCs w:val="20"/>
-          <w14:ligatures w14:val="none"/>
-        </w:rPr>
-        <w:t>メモリ（</w:t>
-      </w:r>
-      <w:r>
-        <w:rPr>
-          <w:rFonts w:ascii="ＭＳ Ｐゴシック" w:eastAsia="ＭＳ Ｐゴシック" w:hAnsi="ＭＳ Ｐゴシック" w:cs="ＭＳ Ｐゴシック"/>
-          <w:b/>
-          <w:bCs/>
-          <w:kern w:val="0"/>
-          <w:sz w:val="20"/>
-          <w:szCs w:val="20"/>
-          <w14:ligatures w14:val="none"/>
-        </w:rPr>
-        <w:t>16GB以上）</w:t>
-      </w:r>
-    </w:p>
-    <w:p>
-      <w:pPr>
-        <w:rPr>
-          <w:rFonts w:ascii="ＭＳ Ｐゴシック" w:eastAsia="ＭＳ Ｐゴシック" w:hAnsi="ＭＳ Ｐゴシック" w:cs="ＭＳ Ｐゴシック" w:hint="eastAsia"/>
-          <w:kern w:val="0"/>
-          <w:sz w:val="20"/>
-          <w:szCs w:val="20"/>
-          <w14:ligatures w14:val="none"/>
-        </w:rPr>
-      </w:pPr>
-      <w:r>
-        <w:rPr>
-          <w:rFonts w:ascii="ＭＳ Ｐゴシック" w:eastAsia="ＭＳ Ｐゴシック" w:hAnsi="ＭＳ Ｐゴシック" w:cs="ＭＳ Ｐゴシック"/>
-          <w:kern w:val="0"/>
-          <w:sz w:val="20"/>
-          <w:szCs w:val="20"/>
-          <w14:ligatures w14:val="none"/>
-        </w:rPr>
-        <w:t>VMはメモリ消費が大きいため十分な容量が必要。不足するとスワップ発生により結果が歪む。</w:t>
-      </w:r>
-    </w:p>
-    <w:p>
-      <w:pPr>
-        <w:rPr>
-          <w:rFonts w:ascii="ＭＳ Ｐゴシック" w:eastAsia="ＭＳ Ｐゴシック" w:hAnsi="ＭＳ Ｐゴシック" w:cs="ＭＳ Ｐゴシック"/>
-          <w:b/>
-          <w:bCs/>
-          <w:kern w:val="0"/>
-          <w:sz w:val="20"/>
-          <w:szCs w:val="20"/>
-          <w14:ligatures w14:val="none"/>
-        </w:rPr>
-      </w:pPr>
-      <w:r>
-        <w:rPr>
-          <w:rFonts w:ascii="ＭＳ Ｐゴシック" w:eastAsia="ＭＳ Ｐゴシック" w:hAnsi="ＭＳ Ｐゴシック" w:cs="ＭＳ Ｐゴシック" w:hint="eastAsia"/>
           <w:b/>
           <w:bCs/>
           <w:kern w:val="0"/>
@@ -867,7 +832,7 @@
     <w:p>
       <w:pPr>
         <w:rPr>
-          <w:rFonts w:ascii="ＭＳ Ｐゴシック" w:eastAsia="ＭＳ Ｐゴシック" w:hAnsi="ＭＳ Ｐゴシック" w:cs="ＭＳ Ｐゴシック" w:hint="eastAsia"/>
+          <w:rFonts w:ascii="ＭＳ Ｐゴシック" w:eastAsia="ＭＳ Ｐゴシック" w:hAnsi="ＭＳ Ｐゴシック" w:cs="ＭＳ Ｐゴシック"/>
           <w:kern w:val="0"/>
           <w:sz w:val="20"/>
           <w:szCs w:val="20"/>
@@ -944,19 +909,19 @@
           <w:b/>
           <w:bCs/>
           <w:kern w:val="0"/>
-          <w:sz w:val="32"/>
-          <w:szCs w:val="32"/>
-          <w14:ligatures w14:val="none"/>
-        </w:rPr>
-      </w:pPr>
-      <w:r>
-        <w:rPr>
-          <w:rFonts w:ascii="ＭＳ Ｐゴシック" w:eastAsia="ＭＳ Ｐゴシック" w:hAnsi="ＭＳ Ｐゴシック" w:cs="ＭＳ Ｐゴシック"/>
-          <w:b/>
-          <w:bCs/>
-          <w:kern w:val="0"/>
-          <w:sz w:val="32"/>
-          <w:szCs w:val="32"/>
+          <w:sz w:val="28"/>
+          <w:szCs w:val="28"/>
+          <w14:ligatures w14:val="none"/>
+        </w:rPr>
+      </w:pPr>
+      <w:r>
+        <w:rPr>
+          <w:rFonts w:ascii="ＭＳ Ｐゴシック" w:eastAsia="ＭＳ Ｐゴシック" w:hAnsi="ＭＳ Ｐゴシック" w:cs="ＭＳ Ｐゴシック"/>
+          <w:b/>
+          <w:bCs/>
+          <w:kern w:val="0"/>
+          <w:sz w:val="28"/>
+          <w:szCs w:val="28"/>
           <w14:ligatures w14:val="none"/>
         </w:rPr>
         <w:t>今後の計画</w:t>
@@ -1062,7 +1027,6 @@
           <w:numId w:val="4"/>
         </w:numPr>
         <w:rPr>
-          <w:rFonts w:hint="eastAsia"/>
           <w:sz w:val="20"/>
           <w:szCs w:val="20"/>
         </w:rPr>
@@ -1073,6 +1037,7 @@
           <w:sz w:val="20"/>
           <w:szCs w:val="20"/>
         </w:rPr>
+        <w:lastRenderedPageBreak/>
         <w:t>結果の整理および最適化条件の検討</w:t>
       </w:r>
     </w:p>
@@ -1086,8 +1051,8 @@
           <w:b/>
           <w:bCs/>
           <w:kern w:val="0"/>
-          <w:sz w:val="32"/>
-          <w:szCs w:val="32"/>
+          <w:sz w:val="28"/>
+          <w:szCs w:val="28"/>
           <w14:ligatures w14:val="none"/>
         </w:rPr>
       </w:pPr>
@@ -1097,11 +1062,10 @@
           <w:b/>
           <w:bCs/>
           <w:kern w:val="0"/>
-          <w:sz w:val="32"/>
-          <w:szCs w:val="32"/>
-          <w14:ligatures w14:val="none"/>
-        </w:rPr>
-        <w:lastRenderedPageBreak/>
+          <w:sz w:val="28"/>
+          <w:szCs w:val="28"/>
+          <w14:ligatures w14:val="none"/>
+        </w:rPr>
         <w:t>参考文献</w:t>
       </w:r>
     </w:p>
